--- a/Contoh Kasus Religious Trauma.docx
+++ b/Contoh Kasus Religious Trauma.docx
@@ -3,96 +3,3811 @@
 <w:document xmlns:wpc="http://schemas.microsoft.com/office/word/2010/wordprocessingCanvas" xmlns:cx="http://schemas.microsoft.com/office/drawing/2014/chartex" xmlns:cx1="http://schemas.microsoft.com/office/drawing/2015/9/8/chartex" xmlns:cx2="http://schemas.microsoft.com/office/drawing/2015/10/21/chartex" xmlns:cx3="http://schemas.microsoft.com/office/drawing/2016/5/9/chartex" xmlns:cx4="http://schemas.microsoft.com/office/drawing/2016/5/10/chartex" xmlns:cx5="http://schemas.microsoft.com/office/drawing/2016/5/11/chartex" xmlns:cx6="http://schemas.microsoft.com/office/drawing/2016/5/12/chartex" xmlns:cx7="http://schemas.microsoft.com/office/drawing/2016/5/13/chartex" xmlns:cx8="http://schemas.microsoft.com/office/drawing/2016/5/14/chartex" xmlns:mc="http://schemas.openxmlformats.org/markup-compatibility/2006" xmlns:aink="http://schemas.microsoft.com/office/drawing/2016/ink" xmlns:am3d="http://schemas.microsoft.com/office/drawing/2017/model3d" xmlns:o="urn:schemas-microsoft-com:office:office" xmlns:oel="http://schemas.microsoft.com/office/2019/extlst" xmlns:r="http://schemas.openxmlformats.org/officeDocument/2006/relationships" xmlns:m="http://schemas.openxmlformats.org/officeDocument/2006/math" xmlns:v="urn:schemas-microsoft-com:vml" xmlns:wp14="http://schemas.microsoft.com/office/word/2010/wordprocessingDrawing" xmlns:wp="http://schemas.openxmlformats.org/drawingml/2006/wordprocessingDrawing" xmlns:w10="urn:schemas-microsoft-com:office:word" xmlns:w="http://schemas.openxmlformats.org/wordprocessingml/2006/main" xmlns:w14="http://schemas.microsoft.com/office/word/2010/wordml" xmlns:w15="http://schemas.microsoft.com/office/word/2012/wordml" xmlns:w16cex="http://schemas.microsoft.com/office/word/2018/wordml/cex" xmlns:w16cid="http://schemas.microsoft.com/office/word/2016/wordml/cid" xmlns:w16="http://schemas.microsoft.com/office/word/2018/wordml" xmlns:w16du="http://schemas.microsoft.com/office/word/2023/wordml/word16du" xmlns:w16sdtdh="http://schemas.microsoft.com/office/word/2020/wordml/sdtdatahash" xmlns:w16sdtfl="http://schemas.microsoft.com/office/word/2024/wordml/sdtformatlock" xmlns:w16se="http://schemas.microsoft.com/office/word/2015/wordml/symex" xmlns:wpg="http://schemas.microsoft.com/office/word/2010/wordprocessingGroup" xmlns:wpi="http://schemas.microsoft.com/office/word/2010/wordprocessingInk" xmlns:wne="http://schemas.microsoft.com/office/word/2006/wordml" xmlns:wps="http://schemas.microsoft.com/office/word/2010/wordprocessingShape" mc:Ignorable="w14 w15 w16se w16cid w16 w16cex w16sdtdh w16sdtfl w16du wp14">
   <w:body>
     <w:p>
-      <w:hyperlink r:id="rId4" w:history="1">
+      <w:pPr>
+        <w:pStyle w:val="ListParagraph"/>
+        <w:numPr>
+          <w:ilvl w:val="0"/>
+          <w:numId w:val="1"/>
+        </w:numPr>
+      </w:pPr>
+      <w:r>
+        <w:rPr>
+          <w:lang w:val="en-US"/>
+        </w:rPr>
+        <w:t xml:space="preserve">Link 1: </w:t>
+      </w:r>
+      <w:hyperlink r:id="rId5" w:history="1">
         <w:r>
           <w:rPr>
             <w:rStyle w:val="Hyperlink"/>
+            <w:lang w:val="en-US"/>
           </w:rPr>
           <w:t>https://vt.tiktok.com/ZSqQhT8Nt/</w:t>
         </w:r>
       </w:hyperlink>
+      <w:r>
+        <w:rPr>
+          <w:lang w:val="en-US"/>
+        </w:rPr>
+        <w:t xml:space="preserve"> </w:t>
+      </w:r>
     </w:p>
     <w:p>
-      <w:hyperlink r:id="rId5" w:history="1">
+      <w:pPr>
+        <w:pStyle w:val="ListParagraph"/>
+      </w:pPr>
+      <w:r>
+        <w:rPr>
+          <w:lang w:val="en-US"/>
+        </w:rPr>
+        <w:t xml:space="preserve">Isi </w:t>
+      </w:r>
+      <w:proofErr w:type="spellStart"/>
+      <w:r>
+        <w:rPr>
+          <w:lang w:val="en-US"/>
+        </w:rPr>
+        <w:t>konten</w:t>
+      </w:r>
+      <w:proofErr w:type="spellEnd"/>
+      <w:r>
+        <w:rPr>
+          <w:lang w:val="en-US"/>
+        </w:rPr>
+        <w:t xml:space="preserve">: </w:t>
+      </w:r>
+      <w:proofErr w:type="spellStart"/>
+      <w:r>
+        <w:rPr>
+          <w:lang w:val="en-US"/>
+        </w:rPr>
+        <w:t>Opini</w:t>
+      </w:r>
+      <w:proofErr w:type="spellEnd"/>
+      <w:r>
+        <w:rPr>
+          <w:lang w:val="en-US"/>
+        </w:rPr>
+        <w:t xml:space="preserve"> yang </w:t>
+      </w:r>
+      <w:proofErr w:type="spellStart"/>
+      <w:r>
+        <w:rPr>
+          <w:lang w:val="en-US"/>
+        </w:rPr>
+        <w:t>mungkin</w:t>
+      </w:r>
+      <w:proofErr w:type="spellEnd"/>
+      <w:r>
+        <w:rPr>
+          <w:lang w:val="en-US"/>
+        </w:rPr>
+        <w:t xml:space="preserve"> </w:t>
+      </w:r>
+      <w:proofErr w:type="spellStart"/>
+      <w:r>
+        <w:rPr>
+          <w:lang w:val="en-US"/>
+        </w:rPr>
+        <w:t>nggak</w:t>
+      </w:r>
+      <w:proofErr w:type="spellEnd"/>
+      <w:r>
+        <w:rPr>
+          <w:lang w:val="en-US"/>
+        </w:rPr>
+        <w:t xml:space="preserve"> popular, </w:t>
+      </w:r>
+      <w:proofErr w:type="spellStart"/>
+      <w:r>
+        <w:rPr>
+          <w:lang w:val="en-US"/>
+        </w:rPr>
+        <w:t>tapi</w:t>
+      </w:r>
+      <w:proofErr w:type="spellEnd"/>
+      <w:r>
+        <w:rPr>
+          <w:lang w:val="en-US"/>
+        </w:rPr>
+        <w:t xml:space="preserve"> </w:t>
+      </w:r>
+      <w:proofErr w:type="spellStart"/>
+      <w:r>
+        <w:rPr>
+          <w:lang w:val="en-US"/>
+        </w:rPr>
+        <w:t>gue</w:t>
+      </w:r>
+      <w:proofErr w:type="spellEnd"/>
+      <w:r>
+        <w:rPr>
+          <w:lang w:val="en-US"/>
+        </w:rPr>
+        <w:t xml:space="preserve"> </w:t>
+      </w:r>
+      <w:proofErr w:type="spellStart"/>
+      <w:r>
+        <w:rPr>
+          <w:lang w:val="en-US"/>
+        </w:rPr>
+        <w:t>nggak</w:t>
+      </w:r>
+      <w:proofErr w:type="spellEnd"/>
+      <w:r>
+        <w:rPr>
+          <w:lang w:val="en-US"/>
+        </w:rPr>
+        <w:t xml:space="preserve"> </w:t>
+      </w:r>
+      <w:proofErr w:type="spellStart"/>
+      <w:r>
+        <w:rPr>
+          <w:lang w:val="en-US"/>
+        </w:rPr>
+        <w:t>suka</w:t>
+      </w:r>
+      <w:proofErr w:type="spellEnd"/>
+      <w:r>
+        <w:rPr>
+          <w:lang w:val="en-US"/>
+        </w:rPr>
+        <w:t xml:space="preserve"> orang yang </w:t>
+      </w:r>
+      <w:proofErr w:type="spellStart"/>
+      <w:r>
+        <w:rPr>
+          <w:lang w:val="en-US"/>
+        </w:rPr>
+        <w:t>terlalu</w:t>
+      </w:r>
+      <w:proofErr w:type="spellEnd"/>
+      <w:r>
+        <w:rPr>
+          <w:lang w:val="en-US"/>
+        </w:rPr>
+        <w:t xml:space="preserve"> </w:t>
+      </w:r>
+      <w:proofErr w:type="spellStart"/>
+      <w:r>
+        <w:rPr>
+          <w:lang w:val="en-US"/>
+        </w:rPr>
+        <w:t>mendasarkan</w:t>
+      </w:r>
+      <w:proofErr w:type="spellEnd"/>
+      <w:r>
+        <w:rPr>
+          <w:lang w:val="en-US"/>
+        </w:rPr>
+        <w:t xml:space="preserve"> </w:t>
+      </w:r>
+      <w:proofErr w:type="spellStart"/>
+      <w:r>
+        <w:rPr>
+          <w:lang w:val="en-US"/>
+        </w:rPr>
+        <w:t>segala</w:t>
+      </w:r>
+      <w:proofErr w:type="spellEnd"/>
+      <w:r>
+        <w:rPr>
+          <w:lang w:val="en-US"/>
+        </w:rPr>
+        <w:t xml:space="preserve"> </w:t>
+      </w:r>
+      <w:proofErr w:type="spellStart"/>
+      <w:r>
+        <w:rPr>
+          <w:lang w:val="en-US"/>
+        </w:rPr>
+        <w:t>hal</w:t>
+      </w:r>
+      <w:proofErr w:type="spellEnd"/>
+      <w:r>
+        <w:rPr>
+          <w:lang w:val="en-US"/>
+        </w:rPr>
+        <w:t xml:space="preserve"> pada agama, </w:t>
+      </w:r>
+      <w:proofErr w:type="spellStart"/>
+      <w:r>
+        <w:rPr>
+          <w:lang w:val="en-US"/>
+        </w:rPr>
+        <w:t>sampai</w:t>
+      </w:r>
+      <w:proofErr w:type="spellEnd"/>
+      <w:r>
+        <w:rPr>
+          <w:lang w:val="en-US"/>
+        </w:rPr>
+        <w:t xml:space="preserve"> </w:t>
+      </w:r>
+      <w:proofErr w:type="spellStart"/>
+      <w:r>
+        <w:rPr>
+          <w:lang w:val="en-US"/>
+        </w:rPr>
+        <w:t>mengabaikan</w:t>
+      </w:r>
+      <w:proofErr w:type="spellEnd"/>
+      <w:r>
+        <w:rPr>
+          <w:lang w:val="en-US"/>
+        </w:rPr>
+        <w:t xml:space="preserve"> </w:t>
+      </w:r>
+      <w:proofErr w:type="spellStart"/>
+      <w:r>
+        <w:rPr>
+          <w:lang w:val="en-US"/>
+        </w:rPr>
+        <w:t>psikologi</w:t>
+      </w:r>
+      <w:proofErr w:type="spellEnd"/>
+      <w:r>
+        <w:rPr>
+          <w:lang w:val="en-US"/>
+        </w:rPr>
+        <w:t xml:space="preserve"> </w:t>
+      </w:r>
+      <w:proofErr w:type="spellStart"/>
+      <w:r>
+        <w:rPr>
+          <w:lang w:val="en-US"/>
+        </w:rPr>
+        <w:t>manusia</w:t>
+      </w:r>
+      <w:proofErr w:type="spellEnd"/>
+      <w:r>
+        <w:rPr>
+          <w:lang w:val="en-US"/>
+        </w:rPr>
+        <w:t xml:space="preserve"> dan </w:t>
+      </w:r>
+      <w:proofErr w:type="spellStart"/>
+      <w:r>
+        <w:rPr>
+          <w:lang w:val="en-US"/>
+        </w:rPr>
+        <w:t>sains</w:t>
+      </w:r>
+      <w:proofErr w:type="spellEnd"/>
+    </w:p>
+    <w:p>
+      <w:pPr>
+        <w:pStyle w:val="ListParagraph"/>
+        <w:numPr>
+          <w:ilvl w:val="0"/>
+          <w:numId w:val="1"/>
+        </w:numPr>
+      </w:pPr>
+      <w:r>
+        <w:rPr>
+          <w:lang w:val="en-US"/>
+        </w:rPr>
+        <w:t xml:space="preserve">Link 2: </w:t>
+      </w:r>
+      <w:hyperlink r:id="rId6" w:history="1">
         <w:r>
           <w:rPr>
             <w:rStyle w:val="Hyperlink"/>
+            <w:lang w:val="en-US"/>
           </w:rPr>
           <w:t>https://vt.tiktok.com/ZSqQhCqkt/</w:t>
         </w:r>
       </w:hyperlink>
+      <w:r>
+        <w:rPr>
+          <w:lang w:val="en-US"/>
+        </w:rPr>
+        <w:t xml:space="preserve"> </w:t>
+      </w:r>
     </w:p>
     <w:p>
-      <w:hyperlink r:id="rId6" w:history="1">
+      <w:pPr>
+        <w:pStyle w:val="ListParagraph"/>
+      </w:pPr>
+      <w:r>
+        <w:rPr>
+          <w:lang w:val="en-US"/>
+        </w:rPr>
+        <w:t xml:space="preserve">Isi </w:t>
+      </w:r>
+      <w:proofErr w:type="spellStart"/>
+      <w:r>
+        <w:rPr>
+          <w:lang w:val="en-US"/>
+        </w:rPr>
+        <w:t>konten</w:t>
+      </w:r>
+      <w:proofErr w:type="spellEnd"/>
+      <w:r>
+        <w:rPr>
+          <w:lang w:val="en-US"/>
+        </w:rPr>
+        <w:t>: how it feels taking of the “hijab” for the first time and sensing the breeze on your scalp and your hair flowing by the wind really is a feeling you can’t describe as someone who’s battling with religion traumas unless you’ve been through it</w:t>
+      </w:r>
+    </w:p>
+    <w:p>
+      <w:pPr>
+        <w:pStyle w:val="ListParagraph"/>
+        <w:numPr>
+          <w:ilvl w:val="0"/>
+          <w:numId w:val="1"/>
+        </w:numPr>
+      </w:pPr>
+      <w:r>
+        <w:rPr>
+          <w:lang w:val="en-US"/>
+        </w:rPr>
+        <w:t xml:space="preserve">Link 3: </w:t>
+      </w:r>
+      <w:hyperlink r:id="rId7" w:history="1">
         <w:r>
           <w:rPr>
             <w:rStyle w:val="Hyperlink"/>
+            <w:lang w:val="en-US"/>
           </w:rPr>
           <w:t>https://vt.tiktok.com/ZSqQhcJa6/</w:t>
         </w:r>
       </w:hyperlink>
+      <w:r>
+        <w:rPr>
+          <w:lang w:val="en-US"/>
+        </w:rPr>
+        <w:t xml:space="preserve"> </w:t>
+      </w:r>
     </w:p>
     <w:p>
-      <w:hyperlink r:id="rId7" w:history="1">
+      <w:pPr>
+        <w:pStyle w:val="ListParagraph"/>
+      </w:pPr>
+      <w:r>
+        <w:rPr>
+          <w:lang w:val="en-US"/>
+        </w:rPr>
+        <w:t xml:space="preserve">Isi </w:t>
+      </w:r>
+      <w:proofErr w:type="spellStart"/>
+      <w:r>
+        <w:rPr>
+          <w:lang w:val="en-US"/>
+        </w:rPr>
+        <w:t>konten</w:t>
+      </w:r>
+      <w:proofErr w:type="spellEnd"/>
+      <w:r>
+        <w:rPr>
+          <w:lang w:val="en-US"/>
+        </w:rPr>
+        <w:t xml:space="preserve">: </w:t>
+      </w:r>
+      <w:r>
+        <w:rPr>
+          <w:lang w:val="en-US"/>
+        </w:rPr>
+        <w:t xml:space="preserve">religious trauma </w:t>
+      </w:r>
+      <w:proofErr w:type="spellStart"/>
+      <w:r>
+        <w:rPr>
+          <w:lang w:val="en-US"/>
+        </w:rPr>
+        <w:t>itu</w:t>
+      </w:r>
+      <w:proofErr w:type="spellEnd"/>
+      <w:r>
+        <w:rPr>
+          <w:lang w:val="en-US"/>
+        </w:rPr>
+        <w:t xml:space="preserve"> </w:t>
+      </w:r>
+      <w:proofErr w:type="spellStart"/>
+      <w:r>
+        <w:rPr>
+          <w:lang w:val="en-US"/>
+        </w:rPr>
+        <w:t>nyata</w:t>
+      </w:r>
+      <w:proofErr w:type="spellEnd"/>
+      <w:r>
+        <w:rPr>
+          <w:lang w:val="en-US"/>
+        </w:rPr>
+        <w:t xml:space="preserve">. Banyak </w:t>
+      </w:r>
+      <w:proofErr w:type="spellStart"/>
+      <w:r>
+        <w:rPr>
+          <w:lang w:val="en-US"/>
+        </w:rPr>
+        <w:t>dari</w:t>
+      </w:r>
+      <w:proofErr w:type="spellEnd"/>
+      <w:r>
+        <w:rPr>
+          <w:lang w:val="en-US"/>
+        </w:rPr>
+        <w:t xml:space="preserve"> </w:t>
+      </w:r>
+      <w:proofErr w:type="spellStart"/>
+      <w:r>
+        <w:rPr>
+          <w:lang w:val="en-US"/>
+        </w:rPr>
+        <w:t>kita</w:t>
+      </w:r>
+      <w:proofErr w:type="spellEnd"/>
+      <w:r>
+        <w:rPr>
+          <w:lang w:val="en-US"/>
+        </w:rPr>
+        <w:t xml:space="preserve"> </w:t>
+      </w:r>
+      <w:proofErr w:type="spellStart"/>
+      <w:r>
+        <w:rPr>
+          <w:lang w:val="en-US"/>
+        </w:rPr>
+        <w:t>diajarkan</w:t>
+      </w:r>
+      <w:proofErr w:type="spellEnd"/>
+      <w:r>
+        <w:rPr>
+          <w:lang w:val="en-US"/>
+        </w:rPr>
+        <w:t xml:space="preserve"> agama </w:t>
+      </w:r>
+      <w:proofErr w:type="spellStart"/>
+      <w:r>
+        <w:rPr>
+          <w:lang w:val="en-US"/>
+        </w:rPr>
+        <w:t>lewat</w:t>
+      </w:r>
+      <w:proofErr w:type="spellEnd"/>
+      <w:r>
+        <w:rPr>
+          <w:lang w:val="en-US"/>
+        </w:rPr>
+        <w:t xml:space="preserve"> </w:t>
+      </w:r>
+      <w:proofErr w:type="spellStart"/>
+      <w:r>
+        <w:rPr>
+          <w:lang w:val="en-US"/>
+        </w:rPr>
+        <w:t>hukuman</w:t>
+      </w:r>
+      <w:proofErr w:type="spellEnd"/>
+      <w:r>
+        <w:rPr>
+          <w:lang w:val="en-US"/>
+        </w:rPr>
+        <w:t xml:space="preserve"> </w:t>
+      </w:r>
+      <w:proofErr w:type="spellStart"/>
+      <w:r>
+        <w:rPr>
+          <w:lang w:val="en-US"/>
+        </w:rPr>
+        <w:t>kalau</w:t>
+      </w:r>
+      <w:proofErr w:type="spellEnd"/>
+      <w:r>
+        <w:rPr>
+          <w:lang w:val="en-US"/>
+        </w:rPr>
+        <w:t xml:space="preserve"> </w:t>
+      </w:r>
+      <w:proofErr w:type="spellStart"/>
+      <w:r>
+        <w:rPr>
+          <w:lang w:val="en-US"/>
+        </w:rPr>
+        <w:t>berbuat</w:t>
+      </w:r>
+      <w:proofErr w:type="spellEnd"/>
+      <w:r>
+        <w:rPr>
+          <w:lang w:val="en-US"/>
+        </w:rPr>
+        <w:t xml:space="preserve"> salah. </w:t>
+      </w:r>
+      <w:proofErr w:type="spellStart"/>
+      <w:r>
+        <w:rPr>
+          <w:lang w:val="en-US"/>
+        </w:rPr>
+        <w:t>Tanpa</w:t>
+      </w:r>
+      <w:proofErr w:type="spellEnd"/>
+      <w:r>
+        <w:rPr>
+          <w:lang w:val="en-US"/>
+        </w:rPr>
+        <w:t xml:space="preserve"> </w:t>
+      </w:r>
+      <w:proofErr w:type="spellStart"/>
+      <w:r>
+        <w:rPr>
+          <w:lang w:val="en-US"/>
+        </w:rPr>
+        <w:t>sadar</w:t>
+      </w:r>
+      <w:proofErr w:type="spellEnd"/>
+      <w:r>
+        <w:rPr>
+          <w:lang w:val="en-US"/>
+        </w:rPr>
+        <w:t xml:space="preserve">, </w:t>
+      </w:r>
+      <w:proofErr w:type="spellStart"/>
+      <w:r>
+        <w:rPr>
+          <w:lang w:val="en-US"/>
+        </w:rPr>
+        <w:t>itu</w:t>
+      </w:r>
+      <w:proofErr w:type="spellEnd"/>
+      <w:r>
+        <w:rPr>
+          <w:lang w:val="en-US"/>
+        </w:rPr>
+        <w:t xml:space="preserve"> </w:t>
+      </w:r>
+      <w:proofErr w:type="spellStart"/>
+      <w:r>
+        <w:rPr>
+          <w:lang w:val="en-US"/>
+        </w:rPr>
+        <w:t>bikin</w:t>
+      </w:r>
+      <w:proofErr w:type="spellEnd"/>
+      <w:r>
+        <w:rPr>
+          <w:lang w:val="en-US"/>
+        </w:rPr>
+        <w:t xml:space="preserve"> ibadah </w:t>
+      </w:r>
+      <w:proofErr w:type="spellStart"/>
+      <w:r>
+        <w:rPr>
+          <w:lang w:val="en-US"/>
+        </w:rPr>
+        <w:t>terasa</w:t>
+      </w:r>
+      <w:proofErr w:type="spellEnd"/>
+      <w:r>
+        <w:rPr>
+          <w:lang w:val="en-US"/>
+        </w:rPr>
+        <w:t xml:space="preserve"> </w:t>
+      </w:r>
+      <w:proofErr w:type="spellStart"/>
+      <w:r>
+        <w:rPr>
+          <w:lang w:val="en-US"/>
+        </w:rPr>
+        <w:t>bukan</w:t>
+      </w:r>
+      <w:proofErr w:type="spellEnd"/>
+      <w:r>
+        <w:rPr>
+          <w:lang w:val="en-US"/>
+        </w:rPr>
+        <w:t xml:space="preserve"> </w:t>
+      </w:r>
+      <w:proofErr w:type="spellStart"/>
+      <w:r>
+        <w:rPr>
+          <w:lang w:val="en-US"/>
+        </w:rPr>
+        <w:t>karena</w:t>
+      </w:r>
+      <w:proofErr w:type="spellEnd"/>
+      <w:r>
+        <w:rPr>
+          <w:lang w:val="en-US"/>
+        </w:rPr>
+        <w:t xml:space="preserve"> </w:t>
+      </w:r>
+      <w:proofErr w:type="spellStart"/>
+      <w:r>
+        <w:rPr>
+          <w:lang w:val="en-US"/>
+        </w:rPr>
+        <w:t>cinta</w:t>
+      </w:r>
+      <w:proofErr w:type="spellEnd"/>
+      <w:r>
+        <w:rPr>
+          <w:lang w:val="en-US"/>
+        </w:rPr>
+        <w:t xml:space="preserve">, </w:t>
+      </w:r>
+      <w:proofErr w:type="spellStart"/>
+      <w:r>
+        <w:rPr>
+          <w:lang w:val="en-US"/>
+        </w:rPr>
+        <w:t>tapi</w:t>
+      </w:r>
+      <w:proofErr w:type="spellEnd"/>
+      <w:r>
+        <w:rPr>
+          <w:lang w:val="en-US"/>
+        </w:rPr>
+        <w:t xml:space="preserve"> </w:t>
+      </w:r>
+      <w:proofErr w:type="spellStart"/>
+      <w:r>
+        <w:rPr>
+          <w:lang w:val="en-US"/>
+        </w:rPr>
+        <w:t>paksaan</w:t>
+      </w:r>
+      <w:proofErr w:type="spellEnd"/>
+      <w:r>
+        <w:rPr>
+          <w:lang w:val="en-US"/>
+        </w:rPr>
+        <w:t xml:space="preserve">. I believe Islam meant to be seen and approached with gentleness, </w:t>
+      </w:r>
+      <w:proofErr w:type="spellStart"/>
+      <w:r>
+        <w:rPr>
+          <w:lang w:val="en-US"/>
+        </w:rPr>
+        <w:t>karena</w:t>
+      </w:r>
+      <w:proofErr w:type="spellEnd"/>
+      <w:r>
+        <w:rPr>
+          <w:lang w:val="en-US"/>
+        </w:rPr>
+        <w:t xml:space="preserve"> </w:t>
+      </w:r>
+      <w:proofErr w:type="spellStart"/>
+      <w:r>
+        <w:rPr>
+          <w:lang w:val="en-US"/>
+        </w:rPr>
+        <w:t>Tuhan</w:t>
+      </w:r>
+      <w:proofErr w:type="spellEnd"/>
+      <w:r>
+        <w:rPr>
+          <w:lang w:val="en-US"/>
+        </w:rPr>
+        <w:t xml:space="preserve"> punya </w:t>
+      </w:r>
+      <w:proofErr w:type="spellStart"/>
+      <w:r>
+        <w:rPr>
+          <w:lang w:val="en-US"/>
+        </w:rPr>
+        <w:t>begitu</w:t>
+      </w:r>
+      <w:proofErr w:type="spellEnd"/>
+      <w:r>
+        <w:rPr>
+          <w:lang w:val="en-US"/>
+        </w:rPr>
+        <w:t xml:space="preserve"> </w:t>
+      </w:r>
+      <w:proofErr w:type="spellStart"/>
+      <w:r>
+        <w:rPr>
+          <w:lang w:val="en-US"/>
+        </w:rPr>
+        <w:t>banyak</w:t>
+      </w:r>
+      <w:proofErr w:type="spellEnd"/>
+      <w:r>
+        <w:rPr>
+          <w:lang w:val="en-US"/>
+        </w:rPr>
+        <w:t xml:space="preserve"> Bahasa </w:t>
+      </w:r>
+      <w:proofErr w:type="spellStart"/>
+      <w:r>
+        <w:rPr>
+          <w:lang w:val="en-US"/>
+        </w:rPr>
+        <w:t>cinta</w:t>
+      </w:r>
+      <w:proofErr w:type="spellEnd"/>
+      <w:r>
+        <w:rPr>
+          <w:lang w:val="en-US"/>
+        </w:rPr>
+        <w:t xml:space="preserve"> </w:t>
+      </w:r>
+      <w:proofErr w:type="spellStart"/>
+      <w:r>
+        <w:rPr>
+          <w:lang w:val="en-US"/>
+        </w:rPr>
+        <w:t>untuk</w:t>
+      </w:r>
+      <w:proofErr w:type="spellEnd"/>
+      <w:r>
+        <w:rPr>
+          <w:lang w:val="en-US"/>
+        </w:rPr>
+        <w:t xml:space="preserve"> </w:t>
+      </w:r>
+      <w:proofErr w:type="spellStart"/>
+      <w:r>
+        <w:rPr>
+          <w:lang w:val="en-US"/>
+        </w:rPr>
+        <w:t>kita</w:t>
+      </w:r>
+      <w:proofErr w:type="spellEnd"/>
+      <w:r>
+        <w:rPr>
+          <w:lang w:val="en-US"/>
+        </w:rPr>
+        <w:t xml:space="preserve"> </w:t>
+      </w:r>
+      <w:proofErr w:type="spellStart"/>
+      <w:r>
+        <w:rPr>
+          <w:lang w:val="en-US"/>
+        </w:rPr>
+        <w:t>pelajari</w:t>
+      </w:r>
+      <w:proofErr w:type="spellEnd"/>
+      <w:r>
+        <w:rPr>
+          <w:lang w:val="en-US"/>
+        </w:rPr>
+        <w:t>.</w:t>
+      </w:r>
+    </w:p>
+    <w:p>
+      <w:pPr>
+        <w:pStyle w:val="ListParagraph"/>
+        <w:numPr>
+          <w:ilvl w:val="0"/>
+          <w:numId w:val="1"/>
+        </w:numPr>
+      </w:pPr>
+      <w:r>
+        <w:rPr>
+          <w:lang w:val="en-US"/>
+        </w:rPr>
+        <w:t>Link 4</w:t>
+      </w:r>
+      <w:r>
+        <w:rPr>
+          <w:lang w:val="en-US"/>
+        </w:rPr>
+        <w:t xml:space="preserve">: </w:t>
+      </w:r>
+      <w:hyperlink r:id="rId8" w:history="1">
         <w:r>
           <w:rPr>
             <w:rStyle w:val="Hyperlink"/>
+            <w:lang w:val="en-US"/>
           </w:rPr>
           <w:t>https://vt.tiktok.com/ZSqQhuwnQ/</w:t>
         </w:r>
       </w:hyperlink>
+      <w:r>
+        <w:rPr>
+          <w:lang w:val="en-US"/>
+        </w:rPr>
+        <w:t xml:space="preserve"> </w:t>
+      </w:r>
     </w:p>
     <w:p>
-      <w:hyperlink r:id="rId8" w:history="1">
+      <w:pPr>
+        <w:pStyle w:val="ListParagraph"/>
+      </w:pPr>
+      <w:r>
+        <w:rPr>
+          <w:lang w:val="en-US"/>
+        </w:rPr>
+        <w:t xml:space="preserve">Isi </w:t>
+      </w:r>
+      <w:proofErr w:type="spellStart"/>
+      <w:r>
+        <w:rPr>
+          <w:lang w:val="en-US"/>
+        </w:rPr>
+        <w:t>konten</w:t>
+      </w:r>
+      <w:proofErr w:type="spellEnd"/>
+      <w:r>
+        <w:rPr>
+          <w:lang w:val="en-US"/>
+        </w:rPr>
+        <w:t xml:space="preserve">: </w:t>
+      </w:r>
+      <w:proofErr w:type="spellStart"/>
+      <w:r>
+        <w:rPr>
+          <w:lang w:val="en-US"/>
+        </w:rPr>
+        <w:t>Sekarang</w:t>
+      </w:r>
+      <w:proofErr w:type="spellEnd"/>
+      <w:r>
+        <w:rPr>
+          <w:lang w:val="en-US"/>
+        </w:rPr>
+        <w:t xml:space="preserve"> </w:t>
+      </w:r>
+      <w:proofErr w:type="spellStart"/>
+      <w:r>
+        <w:rPr>
+          <w:lang w:val="en-US"/>
+        </w:rPr>
+        <w:t>tuh</w:t>
+      </w:r>
+      <w:proofErr w:type="spellEnd"/>
+      <w:r>
+        <w:rPr>
+          <w:lang w:val="en-US"/>
+        </w:rPr>
+        <w:t xml:space="preserve"> </w:t>
+      </w:r>
+      <w:proofErr w:type="spellStart"/>
+      <w:r>
+        <w:rPr>
+          <w:lang w:val="en-US"/>
+        </w:rPr>
+        <w:t>ada</w:t>
+      </w:r>
+      <w:proofErr w:type="spellEnd"/>
+      <w:r>
+        <w:rPr>
+          <w:lang w:val="en-US"/>
+        </w:rPr>
+        <w:t xml:space="preserve"> </w:t>
+      </w:r>
+      <w:proofErr w:type="spellStart"/>
+      <w:r>
+        <w:rPr>
+          <w:lang w:val="en-US"/>
+        </w:rPr>
+        <w:t>muncul</w:t>
+      </w:r>
+      <w:proofErr w:type="spellEnd"/>
+      <w:r>
+        <w:rPr>
+          <w:lang w:val="en-US"/>
+        </w:rPr>
+        <w:t xml:space="preserve"> religious trauma. Karena </w:t>
+      </w:r>
+      <w:proofErr w:type="spellStart"/>
+      <w:r>
+        <w:rPr>
+          <w:lang w:val="en-US"/>
+        </w:rPr>
+        <w:t>banyak</w:t>
+      </w:r>
+      <w:proofErr w:type="spellEnd"/>
+      <w:r>
+        <w:rPr>
+          <w:lang w:val="en-US"/>
+        </w:rPr>
+        <w:t xml:space="preserve"> orang di masa-masa </w:t>
+      </w:r>
+      <w:proofErr w:type="spellStart"/>
+      <w:r>
+        <w:rPr>
+          <w:lang w:val="en-US"/>
+        </w:rPr>
+        <w:t>kita</w:t>
+      </w:r>
+      <w:proofErr w:type="spellEnd"/>
+      <w:r>
+        <w:rPr>
+          <w:lang w:val="en-US"/>
+        </w:rPr>
+        <w:t xml:space="preserve"> </w:t>
+      </w:r>
+      <w:proofErr w:type="spellStart"/>
+      <w:r>
+        <w:rPr>
+          <w:lang w:val="en-US"/>
+        </w:rPr>
+        <w:t>nih</w:t>
+      </w:r>
+      <w:proofErr w:type="spellEnd"/>
+      <w:r>
+        <w:rPr>
+          <w:lang w:val="en-US"/>
+        </w:rPr>
+        <w:t xml:space="preserve"> </w:t>
+      </w:r>
+      <w:proofErr w:type="spellStart"/>
+      <w:r>
+        <w:rPr>
+          <w:lang w:val="en-US"/>
+        </w:rPr>
+        <w:t>ya</w:t>
+      </w:r>
+      <w:proofErr w:type="spellEnd"/>
+      <w:r>
+        <w:rPr>
+          <w:lang w:val="en-US"/>
+        </w:rPr>
+        <w:t xml:space="preserve">, </w:t>
+      </w:r>
+      <w:proofErr w:type="spellStart"/>
+      <w:r>
+        <w:rPr>
+          <w:lang w:val="en-US"/>
+        </w:rPr>
+        <w:t>hijrah</w:t>
+      </w:r>
+      <w:proofErr w:type="spellEnd"/>
+      <w:r>
+        <w:rPr>
+          <w:lang w:val="en-US"/>
+        </w:rPr>
+        <w:t xml:space="preserve"> dan </w:t>
+      </w:r>
+      <w:proofErr w:type="spellStart"/>
+      <w:r>
+        <w:rPr>
+          <w:lang w:val="en-US"/>
+        </w:rPr>
+        <w:t>dia</w:t>
+      </w:r>
+      <w:proofErr w:type="spellEnd"/>
+      <w:r>
+        <w:rPr>
+          <w:lang w:val="en-US"/>
+        </w:rPr>
+        <w:t xml:space="preserve"> punya </w:t>
+      </w:r>
+      <w:proofErr w:type="spellStart"/>
+      <w:r>
+        <w:rPr>
+          <w:lang w:val="en-US"/>
+        </w:rPr>
+        <w:t>anak</w:t>
+      </w:r>
+      <w:proofErr w:type="spellEnd"/>
+      <w:r>
+        <w:rPr>
+          <w:lang w:val="en-US"/>
+        </w:rPr>
+        <w:t xml:space="preserve"> dan </w:t>
+      </w:r>
+      <w:proofErr w:type="spellStart"/>
+      <w:r>
+        <w:rPr>
+          <w:lang w:val="en-US"/>
+        </w:rPr>
+        <w:t>dia</w:t>
+      </w:r>
+      <w:proofErr w:type="spellEnd"/>
+      <w:r>
+        <w:rPr>
+          <w:lang w:val="en-US"/>
+        </w:rPr>
+        <w:t xml:space="preserve"> </w:t>
+      </w:r>
+      <w:proofErr w:type="spellStart"/>
+      <w:r>
+        <w:rPr>
+          <w:lang w:val="en-US"/>
+        </w:rPr>
+        <w:t>jadi</w:t>
+      </w:r>
+      <w:proofErr w:type="spellEnd"/>
+      <w:r>
+        <w:rPr>
+          <w:lang w:val="en-US"/>
+        </w:rPr>
+        <w:t xml:space="preserve"> sangat strict pada </w:t>
+      </w:r>
+      <w:proofErr w:type="spellStart"/>
+      <w:r>
+        <w:rPr>
+          <w:lang w:val="en-US"/>
+        </w:rPr>
+        <w:t>anaknya</w:t>
+      </w:r>
+      <w:proofErr w:type="spellEnd"/>
+      <w:r>
+        <w:rPr>
+          <w:lang w:val="en-US"/>
+        </w:rPr>
+        <w:t xml:space="preserve">. </w:t>
+      </w:r>
+      <w:proofErr w:type="spellStart"/>
+      <w:r>
+        <w:rPr>
+          <w:lang w:val="en-US"/>
+        </w:rPr>
+        <w:t>Sehingga</w:t>
+      </w:r>
+      <w:proofErr w:type="spellEnd"/>
+      <w:r>
+        <w:rPr>
+          <w:lang w:val="en-US"/>
+        </w:rPr>
+        <w:t xml:space="preserve"> </w:t>
+      </w:r>
+      <w:proofErr w:type="spellStart"/>
+      <w:r>
+        <w:rPr>
+          <w:lang w:val="en-US"/>
+        </w:rPr>
+        <w:t>seolah-olah</w:t>
+      </w:r>
+      <w:proofErr w:type="spellEnd"/>
+      <w:r>
+        <w:rPr>
+          <w:lang w:val="en-US"/>
+        </w:rPr>
+        <w:t xml:space="preserve"> </w:t>
+      </w:r>
+      <w:proofErr w:type="spellStart"/>
+      <w:r>
+        <w:rPr>
+          <w:lang w:val="en-US"/>
+        </w:rPr>
+        <w:t>gini</w:t>
+      </w:r>
+      <w:proofErr w:type="spellEnd"/>
+      <w:r>
+        <w:rPr>
+          <w:lang w:val="en-US"/>
+        </w:rPr>
+        <w:t xml:space="preserve">, </w:t>
+      </w:r>
+      <w:proofErr w:type="spellStart"/>
+      <w:r>
+        <w:rPr>
+          <w:lang w:val="en-US"/>
+        </w:rPr>
+        <w:t>dia</w:t>
+      </w:r>
+      <w:proofErr w:type="spellEnd"/>
+      <w:r>
+        <w:rPr>
+          <w:lang w:val="en-US"/>
+        </w:rPr>
+        <w:t xml:space="preserve"> </w:t>
+      </w:r>
+      <w:proofErr w:type="spellStart"/>
+      <w:r>
+        <w:rPr>
+          <w:lang w:val="en-US"/>
+        </w:rPr>
+        <w:t>berpikir</w:t>
+      </w:r>
+      <w:proofErr w:type="spellEnd"/>
+      <w:r>
+        <w:rPr>
+          <w:lang w:val="en-US"/>
+        </w:rPr>
+        <w:t xml:space="preserve"> </w:t>
+      </w:r>
+      <w:proofErr w:type="spellStart"/>
+      <w:r>
+        <w:rPr>
+          <w:lang w:val="en-US"/>
+        </w:rPr>
+        <w:t>gini</w:t>
+      </w:r>
+      <w:proofErr w:type="spellEnd"/>
+      <w:r>
+        <w:rPr>
+          <w:lang w:val="en-US"/>
+        </w:rPr>
+        <w:t xml:space="preserve">, </w:t>
+      </w:r>
+      <w:proofErr w:type="spellStart"/>
+      <w:r>
+        <w:rPr>
+          <w:lang w:val="en-US"/>
+        </w:rPr>
+        <w:t>karena</w:t>
+      </w:r>
+      <w:proofErr w:type="spellEnd"/>
+      <w:r>
+        <w:rPr>
+          <w:lang w:val="en-US"/>
+        </w:rPr>
+        <w:t xml:space="preserve"> </w:t>
+      </w:r>
+      <w:proofErr w:type="spellStart"/>
+      <w:r>
+        <w:rPr>
+          <w:lang w:val="en-US"/>
+        </w:rPr>
+        <w:t>emak</w:t>
+      </w:r>
+      <w:proofErr w:type="spellEnd"/>
+      <w:r>
+        <w:rPr>
+          <w:lang w:val="en-US"/>
+        </w:rPr>
+        <w:t xml:space="preserve"> </w:t>
+      </w:r>
+      <w:proofErr w:type="spellStart"/>
+      <w:r>
+        <w:rPr>
+          <w:lang w:val="en-US"/>
+        </w:rPr>
+        <w:t>dulu</w:t>
+      </w:r>
+      <w:proofErr w:type="spellEnd"/>
+      <w:r>
+        <w:rPr>
+          <w:lang w:val="en-US"/>
+        </w:rPr>
+        <w:t xml:space="preserve"> </w:t>
+      </w:r>
+      <w:proofErr w:type="spellStart"/>
+      <w:r>
+        <w:rPr>
+          <w:lang w:val="en-US"/>
+        </w:rPr>
+        <w:t>nggak</w:t>
+      </w:r>
+      <w:proofErr w:type="spellEnd"/>
+      <w:r>
+        <w:rPr>
+          <w:lang w:val="en-US"/>
+        </w:rPr>
+        <w:t xml:space="preserve"> </w:t>
+      </w:r>
+      <w:proofErr w:type="spellStart"/>
+      <w:r>
+        <w:rPr>
+          <w:lang w:val="en-US"/>
+        </w:rPr>
+        <w:t>begini</w:t>
+      </w:r>
+      <w:proofErr w:type="spellEnd"/>
+      <w:r>
+        <w:rPr>
+          <w:lang w:val="en-US"/>
+        </w:rPr>
+        <w:t xml:space="preserve">, </w:t>
+      </w:r>
+      <w:proofErr w:type="spellStart"/>
+      <w:r>
+        <w:rPr>
+          <w:lang w:val="en-US"/>
+        </w:rPr>
+        <w:t>atau</w:t>
+      </w:r>
+      <w:proofErr w:type="spellEnd"/>
+      <w:r>
+        <w:rPr>
+          <w:lang w:val="en-US"/>
+        </w:rPr>
+        <w:t xml:space="preserve"> </w:t>
+      </w:r>
+      <w:proofErr w:type="spellStart"/>
+      <w:r>
+        <w:rPr>
+          <w:lang w:val="en-US"/>
+        </w:rPr>
+        <w:t>karena</w:t>
+      </w:r>
+      <w:proofErr w:type="spellEnd"/>
+      <w:r>
+        <w:rPr>
+          <w:lang w:val="en-US"/>
+        </w:rPr>
+        <w:t xml:space="preserve"> </w:t>
+      </w:r>
+      <w:proofErr w:type="spellStart"/>
+      <w:r>
+        <w:rPr>
+          <w:lang w:val="en-US"/>
+        </w:rPr>
+        <w:t>bapak</w:t>
+      </w:r>
+      <w:proofErr w:type="spellEnd"/>
+      <w:r>
+        <w:rPr>
+          <w:lang w:val="en-US"/>
+        </w:rPr>
+        <w:t xml:space="preserve"> </w:t>
+      </w:r>
+      <w:proofErr w:type="spellStart"/>
+      <w:r>
+        <w:rPr>
+          <w:lang w:val="en-US"/>
+        </w:rPr>
+        <w:t>dulu</w:t>
+      </w:r>
+      <w:proofErr w:type="spellEnd"/>
+      <w:r>
+        <w:rPr>
+          <w:lang w:val="en-US"/>
+        </w:rPr>
+        <w:t xml:space="preserve"> </w:t>
+      </w:r>
+      <w:proofErr w:type="spellStart"/>
+      <w:r>
+        <w:rPr>
+          <w:lang w:val="en-US"/>
+        </w:rPr>
+        <w:t>nggak</w:t>
+      </w:r>
+      <w:proofErr w:type="spellEnd"/>
+      <w:r>
+        <w:rPr>
+          <w:lang w:val="en-US"/>
+        </w:rPr>
+        <w:t xml:space="preserve"> </w:t>
+      </w:r>
+      <w:proofErr w:type="spellStart"/>
+      <w:r>
+        <w:rPr>
+          <w:lang w:val="en-US"/>
+        </w:rPr>
+        <w:t>bisa</w:t>
+      </w:r>
+      <w:proofErr w:type="spellEnd"/>
+      <w:r>
+        <w:rPr>
+          <w:lang w:val="en-US"/>
+        </w:rPr>
+        <w:t xml:space="preserve"> </w:t>
+      </w:r>
+      <w:proofErr w:type="spellStart"/>
+      <w:r>
+        <w:rPr>
+          <w:lang w:val="en-US"/>
+        </w:rPr>
+        <w:t>begini</w:t>
+      </w:r>
+      <w:proofErr w:type="spellEnd"/>
+      <w:r>
+        <w:rPr>
+          <w:lang w:val="en-US"/>
+        </w:rPr>
+        <w:t xml:space="preserve">, </w:t>
+      </w:r>
+      <w:proofErr w:type="spellStart"/>
+      <w:r>
+        <w:rPr>
+          <w:lang w:val="en-US"/>
+        </w:rPr>
+        <w:t>kamu</w:t>
+      </w:r>
+      <w:proofErr w:type="spellEnd"/>
+      <w:r>
+        <w:rPr>
+          <w:lang w:val="en-US"/>
+        </w:rPr>
+        <w:t xml:space="preserve"> yang </w:t>
+      </w:r>
+      <w:proofErr w:type="spellStart"/>
+      <w:r>
+        <w:rPr>
+          <w:lang w:val="en-US"/>
+        </w:rPr>
+        <w:t>harus</w:t>
+      </w:r>
+      <w:proofErr w:type="spellEnd"/>
+      <w:r>
+        <w:rPr>
+          <w:lang w:val="en-US"/>
+        </w:rPr>
+        <w:t xml:space="preserve"> </w:t>
+      </w:r>
+      <w:proofErr w:type="spellStart"/>
+      <w:r>
+        <w:rPr>
+          <w:lang w:val="en-US"/>
+        </w:rPr>
+        <w:t>taat</w:t>
+      </w:r>
+      <w:proofErr w:type="spellEnd"/>
+      <w:r>
+        <w:rPr>
+          <w:lang w:val="en-US"/>
+        </w:rPr>
+        <w:t xml:space="preserve"> nak. </w:t>
+      </w:r>
+      <w:proofErr w:type="spellStart"/>
+      <w:r>
+        <w:rPr>
+          <w:lang w:val="en-US"/>
+        </w:rPr>
+        <w:t>Anaknya</w:t>
+      </w:r>
+      <w:proofErr w:type="spellEnd"/>
+      <w:r>
+        <w:rPr>
+          <w:lang w:val="en-US"/>
+        </w:rPr>
+        <w:t xml:space="preserve"> trauma. Jadi </w:t>
+      </w:r>
+      <w:proofErr w:type="spellStart"/>
+      <w:r>
+        <w:rPr>
+          <w:lang w:val="en-US"/>
+        </w:rPr>
+        <w:t>ngelihat</w:t>
+      </w:r>
+      <w:proofErr w:type="spellEnd"/>
+      <w:r>
+        <w:rPr>
+          <w:lang w:val="en-US"/>
+        </w:rPr>
+        <w:t xml:space="preserve"> agama </w:t>
+      </w:r>
+      <w:proofErr w:type="spellStart"/>
+      <w:r>
+        <w:rPr>
+          <w:lang w:val="en-US"/>
+        </w:rPr>
+        <w:t>tuh</w:t>
+      </w:r>
+      <w:proofErr w:type="spellEnd"/>
+      <w:r>
+        <w:rPr>
+          <w:lang w:val="en-US"/>
+        </w:rPr>
+        <w:t xml:space="preserve"> </w:t>
+      </w:r>
+      <w:proofErr w:type="spellStart"/>
+      <w:r>
+        <w:rPr>
+          <w:lang w:val="en-US"/>
+        </w:rPr>
+        <w:t>cuma</w:t>
+      </w:r>
+      <w:proofErr w:type="spellEnd"/>
+      <w:r>
+        <w:rPr>
+          <w:lang w:val="en-US"/>
+        </w:rPr>
+        <w:t xml:space="preserve"> </w:t>
+      </w:r>
+      <w:proofErr w:type="spellStart"/>
+      <w:r>
+        <w:rPr>
+          <w:lang w:val="en-US"/>
+        </w:rPr>
+        <w:t>jadi</w:t>
+      </w:r>
+      <w:proofErr w:type="spellEnd"/>
+      <w:r>
+        <w:rPr>
+          <w:lang w:val="en-US"/>
+        </w:rPr>
+        <w:t xml:space="preserve"> kayak </w:t>
+      </w:r>
+      <w:proofErr w:type="spellStart"/>
+      <w:r>
+        <w:rPr>
+          <w:lang w:val="en-US"/>
+        </w:rPr>
+        <w:t>sesuatu</w:t>
+      </w:r>
+      <w:proofErr w:type="spellEnd"/>
+      <w:r>
+        <w:rPr>
+          <w:lang w:val="en-US"/>
+        </w:rPr>
+        <w:t xml:space="preserve"> yang </w:t>
+      </w:r>
+      <w:proofErr w:type="spellStart"/>
+      <w:r>
+        <w:rPr>
+          <w:lang w:val="en-US"/>
+        </w:rPr>
+        <w:t>dipakai</w:t>
+      </w:r>
+      <w:proofErr w:type="spellEnd"/>
+      <w:r>
+        <w:rPr>
+          <w:lang w:val="en-US"/>
+        </w:rPr>
+        <w:t xml:space="preserve"> orang </w:t>
+      </w:r>
+      <w:proofErr w:type="spellStart"/>
+      <w:r>
+        <w:rPr>
+          <w:lang w:val="en-US"/>
+        </w:rPr>
+        <w:t>tuanya</w:t>
+      </w:r>
+      <w:proofErr w:type="spellEnd"/>
+      <w:r>
+        <w:rPr>
+          <w:lang w:val="en-US"/>
+        </w:rPr>
+        <w:t xml:space="preserve"> </w:t>
+      </w:r>
+      <w:proofErr w:type="spellStart"/>
+      <w:r>
+        <w:rPr>
+          <w:lang w:val="en-US"/>
+        </w:rPr>
+        <w:t>untuk</w:t>
+      </w:r>
+      <w:proofErr w:type="spellEnd"/>
+      <w:r>
+        <w:rPr>
+          <w:lang w:val="en-US"/>
+        </w:rPr>
+        <w:t xml:space="preserve"> </w:t>
+      </w:r>
+      <w:proofErr w:type="spellStart"/>
+      <w:r>
+        <w:rPr>
+          <w:lang w:val="en-US"/>
+        </w:rPr>
+        <w:t>nekan</w:t>
+      </w:r>
+      <w:proofErr w:type="spellEnd"/>
+      <w:r>
+        <w:rPr>
+          <w:lang w:val="en-US"/>
+        </w:rPr>
+        <w:t xml:space="preserve"> </w:t>
+      </w:r>
+      <w:proofErr w:type="spellStart"/>
+      <w:r>
+        <w:rPr>
+          <w:lang w:val="en-US"/>
+        </w:rPr>
+        <w:t>dia</w:t>
+      </w:r>
+      <w:proofErr w:type="spellEnd"/>
+      <w:r>
+        <w:rPr>
+          <w:lang w:val="en-US"/>
+        </w:rPr>
+        <w:t xml:space="preserve"> </w:t>
+      </w:r>
+      <w:proofErr w:type="spellStart"/>
+      <w:r>
+        <w:rPr>
+          <w:lang w:val="en-US"/>
+        </w:rPr>
+        <w:t>doang</w:t>
+      </w:r>
+      <w:proofErr w:type="spellEnd"/>
+      <w:r>
+        <w:rPr>
+          <w:lang w:val="en-US"/>
+        </w:rPr>
+        <w:t xml:space="preserve">. Nah </w:t>
+      </w:r>
+      <w:proofErr w:type="spellStart"/>
+      <w:r>
+        <w:rPr>
+          <w:lang w:val="en-US"/>
+        </w:rPr>
+        <w:t>ini</w:t>
+      </w:r>
+      <w:proofErr w:type="spellEnd"/>
+      <w:r>
+        <w:rPr>
+          <w:lang w:val="en-US"/>
+        </w:rPr>
+        <w:t xml:space="preserve"> </w:t>
+      </w:r>
+      <w:proofErr w:type="spellStart"/>
+      <w:r>
+        <w:rPr>
+          <w:lang w:val="en-US"/>
+        </w:rPr>
+        <w:t>artinya</w:t>
+      </w:r>
+      <w:proofErr w:type="spellEnd"/>
+      <w:r>
+        <w:rPr>
+          <w:lang w:val="en-US"/>
+        </w:rPr>
+        <w:t xml:space="preserve"> </w:t>
+      </w:r>
+      <w:proofErr w:type="spellStart"/>
+      <w:r>
+        <w:rPr>
+          <w:lang w:val="en-US"/>
+        </w:rPr>
+        <w:t>kan</w:t>
+      </w:r>
+      <w:proofErr w:type="spellEnd"/>
+      <w:r>
+        <w:rPr>
+          <w:lang w:val="en-US"/>
+        </w:rPr>
+        <w:t xml:space="preserve"> </w:t>
+      </w:r>
+      <w:proofErr w:type="spellStart"/>
+      <w:r>
+        <w:rPr>
+          <w:lang w:val="en-US"/>
+        </w:rPr>
+        <w:t>cara</w:t>
+      </w:r>
+      <w:proofErr w:type="spellEnd"/>
+      <w:r>
+        <w:rPr>
+          <w:lang w:val="en-US"/>
+        </w:rPr>
+        <w:t xml:space="preserve"> </w:t>
+      </w:r>
+      <w:proofErr w:type="spellStart"/>
+      <w:r>
+        <w:rPr>
+          <w:lang w:val="en-US"/>
+        </w:rPr>
+        <w:t>memperkenalkan</w:t>
+      </w:r>
+      <w:proofErr w:type="spellEnd"/>
+      <w:r>
+        <w:rPr>
+          <w:lang w:val="en-US"/>
+        </w:rPr>
+        <w:t xml:space="preserve"> Islam yang </w:t>
+      </w:r>
+      <w:proofErr w:type="spellStart"/>
+      <w:r>
+        <w:rPr>
+          <w:lang w:val="en-US"/>
+        </w:rPr>
+        <w:t>nggak</w:t>
+      </w:r>
+      <w:proofErr w:type="spellEnd"/>
+      <w:r>
+        <w:rPr>
+          <w:lang w:val="en-US"/>
+        </w:rPr>
+        <w:t xml:space="preserve"> </w:t>
+      </w:r>
+      <w:proofErr w:type="spellStart"/>
+      <w:r>
+        <w:rPr>
+          <w:lang w:val="en-US"/>
+        </w:rPr>
+        <w:t>bagus</w:t>
+      </w:r>
+      <w:proofErr w:type="spellEnd"/>
+      <w:r>
+        <w:rPr>
+          <w:lang w:val="en-US"/>
+        </w:rPr>
+        <w:t>. Gara-</w:t>
+      </w:r>
+      <w:proofErr w:type="spellStart"/>
+      <w:r>
+        <w:rPr>
+          <w:lang w:val="en-US"/>
+        </w:rPr>
+        <w:t>gara</w:t>
+      </w:r>
+      <w:proofErr w:type="spellEnd"/>
+      <w:r>
+        <w:rPr>
+          <w:lang w:val="en-US"/>
+        </w:rPr>
+        <w:t xml:space="preserve"> </w:t>
+      </w:r>
+      <w:proofErr w:type="spellStart"/>
+      <w:r>
+        <w:rPr>
+          <w:lang w:val="en-US"/>
+        </w:rPr>
+        <w:t>kita</w:t>
+      </w:r>
+      <w:proofErr w:type="spellEnd"/>
+      <w:r>
+        <w:rPr>
+          <w:lang w:val="en-US"/>
+        </w:rPr>
+        <w:t xml:space="preserve"> rebut, </w:t>
+      </w:r>
+      <w:proofErr w:type="spellStart"/>
+      <w:r>
+        <w:rPr>
+          <w:lang w:val="en-US"/>
+        </w:rPr>
+        <w:t>gara-gara</w:t>
+      </w:r>
+      <w:proofErr w:type="spellEnd"/>
+      <w:r>
+        <w:rPr>
+          <w:lang w:val="en-US"/>
+        </w:rPr>
+        <w:t xml:space="preserve"> </w:t>
+      </w:r>
+      <w:proofErr w:type="spellStart"/>
+      <w:r>
+        <w:rPr>
+          <w:lang w:val="en-US"/>
+        </w:rPr>
+        <w:t>kita</w:t>
+      </w:r>
+      <w:proofErr w:type="spellEnd"/>
+      <w:r>
+        <w:rPr>
+          <w:lang w:val="en-US"/>
+        </w:rPr>
+        <w:t xml:space="preserve"> </w:t>
+      </w:r>
+      <w:proofErr w:type="spellStart"/>
+      <w:r>
+        <w:rPr>
+          <w:lang w:val="en-US"/>
+        </w:rPr>
+        <w:t>terus</w:t>
+      </w:r>
+      <w:proofErr w:type="spellEnd"/>
+      <w:r>
+        <w:rPr>
+          <w:lang w:val="en-US"/>
+        </w:rPr>
+        <w:t xml:space="preserve"> </w:t>
+      </w:r>
+      <w:proofErr w:type="spellStart"/>
+      <w:r>
+        <w:rPr>
+          <w:lang w:val="en-US"/>
+        </w:rPr>
+        <w:t>kemudian</w:t>
+      </w:r>
+      <w:proofErr w:type="spellEnd"/>
+      <w:r>
+        <w:rPr>
+          <w:lang w:val="en-US"/>
+        </w:rPr>
+        <w:t xml:space="preserve"> </w:t>
+      </w:r>
+      <w:proofErr w:type="spellStart"/>
+      <w:r>
+        <w:rPr>
+          <w:lang w:val="en-US"/>
+        </w:rPr>
+        <w:t>menampakkan</w:t>
+      </w:r>
+      <w:proofErr w:type="spellEnd"/>
+      <w:r>
+        <w:rPr>
+          <w:lang w:val="en-US"/>
+        </w:rPr>
+        <w:t xml:space="preserve"> Islam yang kayak </w:t>
+      </w:r>
+      <w:proofErr w:type="spellStart"/>
+      <w:r>
+        <w:rPr>
+          <w:lang w:val="en-US"/>
+        </w:rPr>
+        <w:t>ngeri</w:t>
+      </w:r>
+      <w:proofErr w:type="spellEnd"/>
+      <w:r>
+        <w:rPr>
+          <w:lang w:val="en-US"/>
+        </w:rPr>
+        <w:t xml:space="preserve"> dan </w:t>
+      </w:r>
+      <w:proofErr w:type="spellStart"/>
+      <w:r>
+        <w:rPr>
+          <w:lang w:val="en-US"/>
+        </w:rPr>
+        <w:t>segala</w:t>
+      </w:r>
+      <w:proofErr w:type="spellEnd"/>
+      <w:r>
+        <w:rPr>
+          <w:lang w:val="en-US"/>
+        </w:rPr>
+        <w:t xml:space="preserve"> </w:t>
+      </w:r>
+      <w:proofErr w:type="spellStart"/>
+      <w:r>
+        <w:rPr>
+          <w:lang w:val="en-US"/>
+        </w:rPr>
+        <w:t>macem</w:t>
+      </w:r>
+      <w:proofErr w:type="spellEnd"/>
+      <w:r>
+        <w:rPr>
+          <w:lang w:val="en-US"/>
+        </w:rPr>
+        <w:t xml:space="preserve">, </w:t>
+      </w:r>
+      <w:proofErr w:type="spellStart"/>
+      <w:r>
+        <w:rPr>
+          <w:lang w:val="en-US"/>
+        </w:rPr>
+        <w:t>semuanya</w:t>
+      </w:r>
+      <w:proofErr w:type="spellEnd"/>
+      <w:r>
+        <w:rPr>
+          <w:lang w:val="en-US"/>
+        </w:rPr>
+        <w:t xml:space="preserve"> </w:t>
+      </w:r>
+      <w:proofErr w:type="spellStart"/>
+      <w:r>
+        <w:rPr>
+          <w:lang w:val="en-US"/>
+        </w:rPr>
+        <w:t>serba</w:t>
+      </w:r>
+      <w:proofErr w:type="spellEnd"/>
+      <w:r>
+        <w:rPr>
+          <w:lang w:val="en-US"/>
+        </w:rPr>
+        <w:t xml:space="preserve"> strict dan </w:t>
+      </w:r>
+      <w:proofErr w:type="spellStart"/>
+      <w:r>
+        <w:rPr>
+          <w:lang w:val="en-US"/>
+        </w:rPr>
+        <w:t>seterusnya</w:t>
+      </w:r>
+      <w:proofErr w:type="spellEnd"/>
+      <w:r>
+        <w:rPr>
+          <w:lang w:val="en-US"/>
+        </w:rPr>
+        <w:t xml:space="preserve">, </w:t>
+      </w:r>
+      <w:proofErr w:type="spellStart"/>
+      <w:r>
+        <w:rPr>
+          <w:lang w:val="en-US"/>
+        </w:rPr>
+        <w:t>padahal</w:t>
+      </w:r>
+      <w:proofErr w:type="spellEnd"/>
+      <w:r>
+        <w:rPr>
+          <w:lang w:val="en-US"/>
+        </w:rPr>
+        <w:t xml:space="preserve"> Islam </w:t>
+      </w:r>
+      <w:proofErr w:type="spellStart"/>
+      <w:r>
+        <w:rPr>
+          <w:lang w:val="en-US"/>
+        </w:rPr>
+        <w:t>nggak</w:t>
+      </w:r>
+      <w:proofErr w:type="spellEnd"/>
+      <w:r>
+        <w:rPr>
+          <w:lang w:val="en-US"/>
+        </w:rPr>
+        <w:t xml:space="preserve"> se-strict </w:t>
+      </w:r>
+      <w:proofErr w:type="spellStart"/>
+      <w:r>
+        <w:rPr>
+          <w:lang w:val="en-US"/>
+        </w:rPr>
+        <w:t>itu</w:t>
+      </w:r>
+      <w:proofErr w:type="spellEnd"/>
+      <w:r>
+        <w:rPr>
+          <w:lang w:val="en-US"/>
+        </w:rPr>
+        <w:t xml:space="preserve">. Itu </w:t>
+      </w:r>
+      <w:proofErr w:type="spellStart"/>
+      <w:r>
+        <w:rPr>
+          <w:lang w:val="en-US"/>
+        </w:rPr>
+        <w:t>cuma</w:t>
+      </w:r>
+      <w:proofErr w:type="spellEnd"/>
+      <w:r>
+        <w:rPr>
+          <w:lang w:val="en-US"/>
+        </w:rPr>
+        <w:t xml:space="preserve"> Islam </w:t>
+      </w:r>
+      <w:proofErr w:type="spellStart"/>
+      <w:r>
+        <w:rPr>
+          <w:lang w:val="en-US"/>
+        </w:rPr>
+        <w:t>versi</w:t>
+      </w:r>
+      <w:proofErr w:type="spellEnd"/>
+      <w:r>
+        <w:rPr>
+          <w:lang w:val="en-US"/>
+        </w:rPr>
+        <w:t xml:space="preserve"> </w:t>
+      </w:r>
+      <w:proofErr w:type="spellStart"/>
+      <w:r>
+        <w:rPr>
+          <w:lang w:val="en-US"/>
+        </w:rPr>
+        <w:t>kita</w:t>
+      </w:r>
+      <w:proofErr w:type="spellEnd"/>
+      <w:r>
+        <w:rPr>
+          <w:lang w:val="en-US"/>
+        </w:rPr>
+        <w:t xml:space="preserve">. Tapi </w:t>
+      </w:r>
+      <w:proofErr w:type="spellStart"/>
+      <w:r>
+        <w:rPr>
+          <w:lang w:val="en-US"/>
+        </w:rPr>
+        <w:t>gara-gara</w:t>
+      </w:r>
+      <w:proofErr w:type="spellEnd"/>
+      <w:r>
+        <w:rPr>
+          <w:lang w:val="en-US"/>
+        </w:rPr>
+        <w:t xml:space="preserve"> </w:t>
+      </w:r>
+      <w:proofErr w:type="spellStart"/>
+      <w:r>
+        <w:rPr>
+          <w:lang w:val="en-US"/>
+        </w:rPr>
+        <w:t>itu</w:t>
+      </w:r>
+      <w:proofErr w:type="spellEnd"/>
+      <w:r>
+        <w:rPr>
+          <w:lang w:val="en-US"/>
+        </w:rPr>
+        <w:t xml:space="preserve">, orang-orang </w:t>
+      </w:r>
+      <w:proofErr w:type="spellStart"/>
+      <w:r>
+        <w:rPr>
+          <w:lang w:val="en-US"/>
+        </w:rPr>
+        <w:t>banyak</w:t>
+      </w:r>
+      <w:proofErr w:type="spellEnd"/>
+      <w:r>
+        <w:rPr>
+          <w:lang w:val="en-US"/>
+        </w:rPr>
+        <w:t xml:space="preserve"> </w:t>
+      </w:r>
+      <w:proofErr w:type="spellStart"/>
+      <w:r>
+        <w:rPr>
+          <w:lang w:val="en-US"/>
+        </w:rPr>
+        <w:t>ngeliat</w:t>
+      </w:r>
+      <w:proofErr w:type="spellEnd"/>
+      <w:r>
+        <w:rPr>
+          <w:lang w:val="en-US"/>
+        </w:rPr>
+        <w:t xml:space="preserve"> </w:t>
+      </w:r>
+      <w:proofErr w:type="spellStart"/>
+      <w:r>
+        <w:rPr>
+          <w:lang w:val="en-US"/>
+        </w:rPr>
+        <w:t>terus</w:t>
+      </w:r>
+      <w:proofErr w:type="spellEnd"/>
+      <w:r>
+        <w:rPr>
+          <w:lang w:val="en-US"/>
+        </w:rPr>
+        <w:t xml:space="preserve"> </w:t>
+      </w:r>
+      <w:proofErr w:type="spellStart"/>
+      <w:r>
+        <w:rPr>
+          <w:lang w:val="en-US"/>
+        </w:rPr>
+        <w:t>nggak</w:t>
+      </w:r>
+      <w:proofErr w:type="spellEnd"/>
+      <w:r>
+        <w:rPr>
+          <w:lang w:val="en-US"/>
+        </w:rPr>
+        <w:t xml:space="preserve"> </w:t>
+      </w:r>
+      <w:proofErr w:type="spellStart"/>
+      <w:r>
+        <w:rPr>
+          <w:lang w:val="en-US"/>
+        </w:rPr>
+        <w:t>jadi</w:t>
+      </w:r>
+      <w:proofErr w:type="spellEnd"/>
+      <w:r>
+        <w:rPr>
+          <w:lang w:val="en-US"/>
+        </w:rPr>
+        <w:t xml:space="preserve"> </w:t>
+      </w:r>
+      <w:proofErr w:type="spellStart"/>
+      <w:r>
+        <w:rPr>
+          <w:lang w:val="en-US"/>
+        </w:rPr>
+        <w:t>masuk</w:t>
+      </w:r>
+      <w:proofErr w:type="spellEnd"/>
+      <w:r>
+        <w:rPr>
+          <w:lang w:val="en-US"/>
+        </w:rPr>
+        <w:t xml:space="preserve"> Islam. Itu </w:t>
+      </w:r>
+      <w:proofErr w:type="spellStart"/>
+      <w:r>
+        <w:rPr>
+          <w:lang w:val="en-US"/>
+        </w:rPr>
+        <w:t>banyak</w:t>
+      </w:r>
+      <w:proofErr w:type="spellEnd"/>
+      <w:r>
+        <w:rPr>
+          <w:lang w:val="en-US"/>
+        </w:rPr>
+        <w:t xml:space="preserve"> </w:t>
+      </w:r>
+      <w:proofErr w:type="spellStart"/>
+      <w:r>
+        <w:rPr>
+          <w:lang w:val="en-US"/>
+        </w:rPr>
+        <w:t>loh</w:t>
+      </w:r>
+      <w:proofErr w:type="spellEnd"/>
+      <w:r>
+        <w:rPr>
+          <w:lang w:val="en-US"/>
+        </w:rPr>
+        <w:t xml:space="preserve"> mas </w:t>
+      </w:r>
+      <w:proofErr w:type="spellStart"/>
+      <w:r>
+        <w:rPr>
+          <w:lang w:val="en-US"/>
+        </w:rPr>
+        <w:t>kejadian</w:t>
+      </w:r>
+      <w:proofErr w:type="spellEnd"/>
+      <w:r>
+        <w:rPr>
+          <w:lang w:val="en-US"/>
+        </w:rPr>
+        <w:t xml:space="preserve"> kayak </w:t>
+      </w:r>
+      <w:proofErr w:type="spellStart"/>
+      <w:r>
+        <w:rPr>
+          <w:lang w:val="en-US"/>
+        </w:rPr>
+        <w:t>gitu</w:t>
+      </w:r>
+      <w:proofErr w:type="spellEnd"/>
+      <w:r>
+        <w:rPr>
+          <w:lang w:val="en-US"/>
+        </w:rPr>
+        <w:t xml:space="preserve">. Ada orang </w:t>
+      </w:r>
+      <w:proofErr w:type="spellStart"/>
+      <w:r>
+        <w:rPr>
+          <w:lang w:val="en-US"/>
+        </w:rPr>
+        <w:t>bener-bener</w:t>
+      </w:r>
+      <w:proofErr w:type="spellEnd"/>
+      <w:r>
+        <w:rPr>
+          <w:lang w:val="en-US"/>
+        </w:rPr>
+        <w:t xml:space="preserve"> </w:t>
+      </w:r>
+      <w:proofErr w:type="spellStart"/>
+      <w:r>
+        <w:rPr>
+          <w:lang w:val="en-US"/>
+        </w:rPr>
+        <w:t>dia</w:t>
+      </w:r>
+      <w:proofErr w:type="spellEnd"/>
+      <w:r>
+        <w:rPr>
+          <w:lang w:val="en-US"/>
+        </w:rPr>
+        <w:t xml:space="preserve"> </w:t>
+      </w:r>
+      <w:proofErr w:type="spellStart"/>
+      <w:r>
+        <w:rPr>
+          <w:lang w:val="en-US"/>
+        </w:rPr>
+        <w:t>tertarik</w:t>
+      </w:r>
+      <w:proofErr w:type="spellEnd"/>
+      <w:r>
+        <w:rPr>
+          <w:lang w:val="en-US"/>
+        </w:rPr>
+        <w:t xml:space="preserve"> </w:t>
+      </w:r>
+      <w:proofErr w:type="spellStart"/>
+      <w:r>
+        <w:rPr>
+          <w:lang w:val="en-US"/>
+        </w:rPr>
+        <w:t>banget</w:t>
+      </w:r>
+      <w:proofErr w:type="spellEnd"/>
+      <w:r>
+        <w:rPr>
+          <w:lang w:val="en-US"/>
+        </w:rPr>
+        <w:t xml:space="preserve"> </w:t>
+      </w:r>
+      <w:proofErr w:type="spellStart"/>
+      <w:r>
+        <w:rPr>
+          <w:lang w:val="en-US"/>
+        </w:rPr>
+        <w:t>sama</w:t>
+      </w:r>
+      <w:proofErr w:type="spellEnd"/>
+      <w:r>
+        <w:rPr>
+          <w:lang w:val="en-US"/>
+        </w:rPr>
+        <w:t xml:space="preserve"> Islam, </w:t>
+      </w:r>
+      <w:proofErr w:type="spellStart"/>
+      <w:r>
+        <w:rPr>
+          <w:lang w:val="en-US"/>
+        </w:rPr>
+        <w:t>tapi</w:t>
+      </w:r>
+      <w:proofErr w:type="spellEnd"/>
+      <w:r>
+        <w:rPr>
+          <w:lang w:val="en-US"/>
+        </w:rPr>
+        <w:t xml:space="preserve"> </w:t>
+      </w:r>
+      <w:proofErr w:type="spellStart"/>
+      <w:r>
+        <w:rPr>
+          <w:lang w:val="en-US"/>
+        </w:rPr>
+        <w:t>dia</w:t>
+      </w:r>
+      <w:proofErr w:type="spellEnd"/>
+      <w:r>
+        <w:rPr>
+          <w:lang w:val="en-US"/>
+        </w:rPr>
+        <w:t xml:space="preserve"> </w:t>
+      </w:r>
+      <w:proofErr w:type="spellStart"/>
+      <w:r>
+        <w:rPr>
+          <w:lang w:val="en-US"/>
+        </w:rPr>
+        <w:t>nggak</w:t>
+      </w:r>
+      <w:proofErr w:type="spellEnd"/>
+      <w:r>
+        <w:rPr>
+          <w:lang w:val="en-US"/>
+        </w:rPr>
+        <w:t xml:space="preserve"> </w:t>
+      </w:r>
+      <w:proofErr w:type="spellStart"/>
+      <w:r>
+        <w:rPr>
+          <w:lang w:val="en-US"/>
+        </w:rPr>
+        <w:t>mau</w:t>
+      </w:r>
+      <w:proofErr w:type="spellEnd"/>
+      <w:r>
+        <w:rPr>
+          <w:lang w:val="en-US"/>
+        </w:rPr>
+        <w:t xml:space="preserve"> </w:t>
+      </w:r>
+      <w:proofErr w:type="spellStart"/>
+      <w:r>
+        <w:rPr>
+          <w:lang w:val="en-US"/>
+        </w:rPr>
+        <w:t>masuk</w:t>
+      </w:r>
+      <w:proofErr w:type="spellEnd"/>
+      <w:r>
+        <w:rPr>
+          <w:lang w:val="en-US"/>
+        </w:rPr>
+        <w:t xml:space="preserve"> </w:t>
+      </w:r>
+      <w:proofErr w:type="spellStart"/>
+      <w:r>
+        <w:rPr>
+          <w:lang w:val="en-US"/>
+        </w:rPr>
+        <w:t>dalam</w:t>
+      </w:r>
+      <w:proofErr w:type="spellEnd"/>
+      <w:r>
+        <w:rPr>
+          <w:lang w:val="en-US"/>
+        </w:rPr>
+        <w:t xml:space="preserve"> Islam, </w:t>
+      </w:r>
+      <w:proofErr w:type="spellStart"/>
+      <w:r>
+        <w:rPr>
+          <w:lang w:val="en-US"/>
+        </w:rPr>
+        <w:t>kenapa</w:t>
+      </w:r>
+      <w:proofErr w:type="spellEnd"/>
+      <w:r>
+        <w:rPr>
+          <w:lang w:val="en-US"/>
+        </w:rPr>
+        <w:t xml:space="preserve">? Karena </w:t>
+      </w:r>
+      <w:proofErr w:type="spellStart"/>
+      <w:r>
+        <w:rPr>
+          <w:lang w:val="en-US"/>
+        </w:rPr>
+        <w:t>kita</w:t>
+      </w:r>
+      <w:proofErr w:type="spellEnd"/>
+      <w:r>
+        <w:rPr>
+          <w:lang w:val="en-US"/>
+        </w:rPr>
+        <w:t xml:space="preserve"> rebut. Nah </w:t>
+      </w:r>
+      <w:proofErr w:type="spellStart"/>
+      <w:r>
+        <w:rPr>
+          <w:lang w:val="en-US"/>
+        </w:rPr>
+        <w:t>itu</w:t>
+      </w:r>
+      <w:proofErr w:type="spellEnd"/>
+      <w:r>
+        <w:rPr>
+          <w:lang w:val="en-US"/>
+        </w:rPr>
+        <w:t xml:space="preserve">, </w:t>
+      </w:r>
+      <w:proofErr w:type="spellStart"/>
+      <w:r>
+        <w:rPr>
+          <w:lang w:val="en-US"/>
+        </w:rPr>
+        <w:t>menurutku</w:t>
+      </w:r>
+      <w:proofErr w:type="spellEnd"/>
+      <w:r>
+        <w:rPr>
+          <w:lang w:val="en-US"/>
+        </w:rPr>
+        <w:t xml:space="preserve">, </w:t>
+      </w:r>
+      <w:proofErr w:type="spellStart"/>
+      <w:r>
+        <w:rPr>
+          <w:lang w:val="en-US"/>
+        </w:rPr>
+        <w:t>kita</w:t>
+      </w:r>
+      <w:proofErr w:type="spellEnd"/>
+      <w:r>
+        <w:rPr>
+          <w:lang w:val="en-US"/>
+        </w:rPr>
+        <w:t xml:space="preserve"> yang dosa </w:t>
+      </w:r>
+      <w:proofErr w:type="spellStart"/>
+      <w:r>
+        <w:rPr>
+          <w:lang w:val="en-US"/>
+        </w:rPr>
+        <w:t>sih</w:t>
+      </w:r>
+      <w:proofErr w:type="spellEnd"/>
+      <w:r>
+        <w:rPr>
+          <w:lang w:val="en-US"/>
+        </w:rPr>
+        <w:t>.</w:t>
+      </w:r>
+    </w:p>
+    <w:p>
+      <w:pPr>
+        <w:pStyle w:val="ListParagraph"/>
+        <w:numPr>
+          <w:ilvl w:val="0"/>
+          <w:numId w:val="1"/>
+        </w:numPr>
+      </w:pPr>
+      <w:r>
+        <w:rPr>
+          <w:lang w:val="en-US"/>
+        </w:rPr>
+        <w:t>Link 5</w:t>
+      </w:r>
+      <w:r>
+        <w:rPr>
+          <w:lang w:val="en-US"/>
+        </w:rPr>
+        <w:t xml:space="preserve">: </w:t>
+      </w:r>
+      <w:hyperlink r:id="rId9" w:history="1">
         <w:r>
           <w:rPr>
             <w:rStyle w:val="Hyperlink"/>
+            <w:lang w:val="en-US"/>
           </w:rPr>
           <w:t>https://www.threads.com/share/TPIEpfnCK/</w:t>
         </w:r>
       </w:hyperlink>
+      <w:r>
+        <w:rPr>
+          <w:lang w:val="en-US"/>
+        </w:rPr>
+        <w:t xml:space="preserve"> </w:t>
+      </w:r>
     </w:p>
     <w:p>
-      <w:hyperlink r:id="rId9" w:history="1">
-        <w:r>
-          <w:rPr>
-            <w:rStyle w:val="Hyperlink"/>
-          </w:rPr>
-          <w:t>https://www.threads.com/share/HI6wmbbJ1/</w:t>
-        </w:r>
-      </w:hyperlink>
+      <w:pPr>
+        <w:pStyle w:val="ListParagraph"/>
+        <w:rPr>
+          <w:lang w:val="en-US"/>
+        </w:rPr>
+      </w:pPr>
+      <w:r>
+        <w:rPr>
+          <w:lang w:val="en-US"/>
+        </w:rPr>
+        <w:t xml:space="preserve">Isi </w:t>
+      </w:r>
+      <w:proofErr w:type="spellStart"/>
+      <w:r>
+        <w:rPr>
+          <w:lang w:val="en-US"/>
+        </w:rPr>
+        <w:t>konten</w:t>
+      </w:r>
+      <w:proofErr w:type="spellEnd"/>
+      <w:r>
+        <w:rPr>
+          <w:lang w:val="en-US"/>
+        </w:rPr>
+        <w:t xml:space="preserve">: </w:t>
+      </w:r>
+      <w:r>
+        <w:rPr>
+          <w:lang w:val="en-US"/>
+        </w:rPr>
+        <w:t xml:space="preserve">day 1 </w:t>
+      </w:r>
+      <w:proofErr w:type="spellStart"/>
+      <w:r>
+        <w:rPr>
+          <w:lang w:val="en-US"/>
+        </w:rPr>
+        <w:t>belajar</w:t>
+      </w:r>
+      <w:proofErr w:type="spellEnd"/>
+      <w:r>
+        <w:rPr>
+          <w:lang w:val="en-US"/>
+        </w:rPr>
+        <w:t xml:space="preserve"> </w:t>
+      </w:r>
+      <w:proofErr w:type="spellStart"/>
+      <w:r>
+        <w:rPr>
+          <w:lang w:val="en-US"/>
+        </w:rPr>
+        <w:t>solat</w:t>
+      </w:r>
+      <w:proofErr w:type="spellEnd"/>
+      <w:r>
+        <w:rPr>
+          <w:lang w:val="en-US"/>
+        </w:rPr>
+        <w:t xml:space="preserve"> </w:t>
+      </w:r>
+      <w:proofErr w:type="spellStart"/>
+      <w:r>
+        <w:rPr>
+          <w:lang w:val="en-US"/>
+        </w:rPr>
+        <w:t>lagi</w:t>
+      </w:r>
+      <w:proofErr w:type="spellEnd"/>
+      <w:r>
+        <w:rPr>
+          <w:lang w:val="en-US"/>
+        </w:rPr>
+        <w:t xml:space="preserve"> - </w:t>
+      </w:r>
+      <w:proofErr w:type="spellStart"/>
+      <w:r>
+        <w:rPr>
+          <w:lang w:val="en-US"/>
+        </w:rPr>
+        <w:t>subuh</w:t>
+      </w:r>
+      <w:proofErr w:type="spellEnd"/>
     </w:p>
     <w:p>
+      <w:pPr>
+        <w:pStyle w:val="ListParagraph"/>
+        <w:rPr>
+          <w:lang w:val="en-US"/>
+        </w:rPr>
+      </w:pPr>
+      <w:r>
+        <w:rPr>
+          <w:lang w:val="en-US"/>
+        </w:rPr>
+        <w:t xml:space="preserve">please be kind. I know this maybe someone’s bare minimum. </w:t>
+      </w:r>
+      <w:proofErr w:type="spellStart"/>
+      <w:r>
+        <w:rPr>
+          <w:lang w:val="en-US"/>
+        </w:rPr>
+        <w:t>sebuah</w:t>
+      </w:r>
+      <w:proofErr w:type="spellEnd"/>
+      <w:r>
+        <w:rPr>
+          <w:lang w:val="en-US"/>
+        </w:rPr>
+        <w:t xml:space="preserve"> </w:t>
+      </w:r>
+      <w:proofErr w:type="spellStart"/>
+      <w:r>
+        <w:rPr>
+          <w:lang w:val="en-US"/>
+        </w:rPr>
+        <w:t>keharusan</w:t>
+      </w:r>
+      <w:proofErr w:type="spellEnd"/>
+      <w:r>
+        <w:rPr>
+          <w:lang w:val="en-US"/>
+        </w:rPr>
+        <w:t xml:space="preserve"> </w:t>
+      </w:r>
+      <w:proofErr w:type="spellStart"/>
+      <w:r>
+        <w:rPr>
+          <w:lang w:val="en-US"/>
+        </w:rPr>
+        <w:t>dasar</w:t>
+      </w:r>
+      <w:proofErr w:type="spellEnd"/>
+      <w:r>
+        <w:rPr>
+          <w:lang w:val="en-US"/>
+        </w:rPr>
+        <w:t>. I know.</w:t>
+      </w:r>
+    </w:p>
+    <w:p>
+      <w:pPr>
+        <w:pStyle w:val="ListParagraph"/>
+        <w:rPr>
+          <w:lang w:val="en-US"/>
+        </w:rPr>
+      </w:pPr>
+      <w:r>
+        <w:rPr>
+          <w:lang w:val="en-US"/>
+        </w:rPr>
+        <w:t xml:space="preserve">but things you should know, I </w:t>
+      </w:r>
+      <w:proofErr w:type="gramStart"/>
+      <w:r>
+        <w:rPr>
+          <w:lang w:val="en-US"/>
+        </w:rPr>
+        <w:t>suffers</w:t>
+      </w:r>
+      <w:proofErr w:type="gramEnd"/>
+      <w:r>
+        <w:rPr>
+          <w:lang w:val="en-US"/>
+        </w:rPr>
+        <w:t xml:space="preserve"> a religious trauma since 2020. it’s leads me to so many things but here I am now. trying to back to where I should start over.</w:t>
+      </w:r>
+    </w:p>
+    <w:p>
+      <w:pPr>
+        <w:pStyle w:val="ListParagraph"/>
+        <w:rPr>
+          <w:rFonts w:ascii="Segoe UI Emoji" w:hAnsi="Segoe UI Emoji" w:cs="Segoe UI Emoji"/>
+          <w:lang w:val="en-US"/>
+        </w:rPr>
+      </w:pPr>
+      <w:r>
+        <w:rPr>
+          <w:lang w:val="en-US"/>
+        </w:rPr>
+        <w:t xml:space="preserve">kalo </w:t>
+      </w:r>
+      <w:proofErr w:type="spellStart"/>
+      <w:r>
+        <w:rPr>
+          <w:lang w:val="en-US"/>
+        </w:rPr>
+        <w:t>ada</w:t>
+      </w:r>
+      <w:proofErr w:type="spellEnd"/>
+      <w:r>
+        <w:rPr>
+          <w:lang w:val="en-US"/>
+        </w:rPr>
+        <w:t xml:space="preserve"> </w:t>
+      </w:r>
+      <w:proofErr w:type="spellStart"/>
+      <w:r>
+        <w:rPr>
+          <w:lang w:val="en-US"/>
+        </w:rPr>
+        <w:t>kesalahan</w:t>
+      </w:r>
+      <w:proofErr w:type="spellEnd"/>
+      <w:r>
+        <w:rPr>
+          <w:lang w:val="en-US"/>
+        </w:rPr>
+        <w:t xml:space="preserve">, </w:t>
+      </w:r>
+      <w:proofErr w:type="spellStart"/>
+      <w:r>
+        <w:rPr>
+          <w:lang w:val="en-US"/>
+        </w:rPr>
+        <w:t>tolong</w:t>
+      </w:r>
+      <w:proofErr w:type="spellEnd"/>
+      <w:r>
+        <w:rPr>
+          <w:lang w:val="en-US"/>
+        </w:rPr>
+        <w:t xml:space="preserve"> </w:t>
+      </w:r>
+      <w:proofErr w:type="spellStart"/>
+      <w:r>
+        <w:rPr>
+          <w:lang w:val="en-US"/>
+        </w:rPr>
+        <w:t>ingatkan</w:t>
+      </w:r>
+      <w:proofErr w:type="spellEnd"/>
+      <w:r>
+        <w:rPr>
+          <w:lang w:val="en-US"/>
+        </w:rPr>
+        <w:t xml:space="preserve"> </w:t>
+      </w:r>
+      <w:proofErr w:type="spellStart"/>
+      <w:r>
+        <w:rPr>
+          <w:lang w:val="en-US"/>
+        </w:rPr>
+        <w:t>dengan</w:t>
+      </w:r>
+      <w:proofErr w:type="spellEnd"/>
+      <w:r>
+        <w:rPr>
+          <w:lang w:val="en-US"/>
+        </w:rPr>
+        <w:t xml:space="preserve"> </w:t>
+      </w:r>
+      <w:proofErr w:type="spellStart"/>
+      <w:r>
+        <w:rPr>
+          <w:lang w:val="en-US"/>
+        </w:rPr>
+        <w:t>baik</w:t>
+      </w:r>
+      <w:proofErr w:type="spellEnd"/>
+      <w:r>
+        <w:rPr>
+          <w:lang w:val="en-US"/>
+        </w:rPr>
+        <w:t xml:space="preserve"> </w:t>
+      </w:r>
+      <w:proofErr w:type="spellStart"/>
+      <w:r>
+        <w:rPr>
+          <w:lang w:val="en-US"/>
+        </w:rPr>
+        <w:t>tanpa</w:t>
+      </w:r>
+      <w:proofErr w:type="spellEnd"/>
+      <w:r>
+        <w:rPr>
+          <w:lang w:val="en-US"/>
+        </w:rPr>
+        <w:t xml:space="preserve"> </w:t>
+      </w:r>
+      <w:proofErr w:type="spellStart"/>
+      <w:r>
+        <w:rPr>
+          <w:lang w:val="en-US"/>
+        </w:rPr>
+        <w:t>menyakiti</w:t>
+      </w:r>
+      <w:proofErr w:type="spellEnd"/>
+      <w:r>
+        <w:rPr>
+          <w:lang w:val="en-US"/>
+        </w:rPr>
+        <w:t xml:space="preserve"> </w:t>
+      </w:r>
+      <w:proofErr w:type="spellStart"/>
+      <w:r>
+        <w:rPr>
+          <w:lang w:val="en-US"/>
+        </w:rPr>
+        <w:t>yaa</w:t>
+      </w:r>
+      <w:proofErr w:type="spellEnd"/>
+      <w:r>
+        <w:rPr>
+          <w:lang w:val="en-US"/>
+        </w:rPr>
+        <w:t xml:space="preserve"> </w:t>
+      </w:r>
+      <w:r>
+        <w:rPr>
+          <w:rFonts w:ascii="Segoe UI Emoji" w:hAnsi="Segoe UI Emoji" w:cs="Segoe UI Emoji"/>
+          <w:lang w:val="en-US"/>
+        </w:rPr>
+        <w:t>☺️</w:t>
+      </w:r>
+    </w:p>
+    <w:p>
+      <w:pPr>
+        <w:pStyle w:val="ListParagraph"/>
+        <w:numPr>
+          <w:ilvl w:val="0"/>
+          <w:numId w:val="1"/>
+        </w:numPr>
+      </w:pPr>
+      <w:r>
+        <w:rPr>
+          <w:lang w:val="en-US"/>
+        </w:rPr>
+        <w:t>Link 6</w:t>
+      </w:r>
+      <w:r>
+        <w:rPr>
+          <w:lang w:val="en-US"/>
+        </w:rPr>
+        <w:t xml:space="preserve">: </w:t>
+      </w:r>
       <w:hyperlink r:id="rId10" w:history="1">
         <w:r>
           <w:rPr>
             <w:rStyle w:val="Hyperlink"/>
+            <w:lang w:val="en-US"/>
+          </w:rPr>
+          <w:t>https://www.threads.com/share/Fz1D2xxXk/</w:t>
+        </w:r>
+      </w:hyperlink>
+      <w:r>
+        <w:rPr>
+          <w:lang w:val="en-US"/>
+        </w:rPr>
+        <w:t xml:space="preserve"> </w:t>
+      </w:r>
+    </w:p>
+    <w:p>
+      <w:pPr>
+        <w:pStyle w:val="ListParagraph"/>
+      </w:pPr>
+      <w:r>
+        <w:rPr>
+          <w:lang w:val="en-US"/>
+        </w:rPr>
+        <w:t xml:space="preserve">Isi </w:t>
+      </w:r>
+      <w:proofErr w:type="spellStart"/>
+      <w:r>
+        <w:rPr>
+          <w:lang w:val="en-US"/>
+        </w:rPr>
+        <w:t>konten</w:t>
+      </w:r>
+      <w:proofErr w:type="spellEnd"/>
+      <w:r>
+        <w:rPr>
+          <w:lang w:val="en-US"/>
+        </w:rPr>
+        <w:t xml:space="preserve">: </w:t>
+      </w:r>
+      <w:r>
+        <w:t xml:space="preserve">Sama ka. </w:t>
+      </w:r>
+      <w:proofErr w:type="spellStart"/>
+      <w:r>
+        <w:t>Dulu</w:t>
+      </w:r>
+      <w:proofErr w:type="spellEnd"/>
+      <w:r>
+        <w:t xml:space="preserve"> </w:t>
+      </w:r>
+      <w:proofErr w:type="spellStart"/>
+      <w:r>
+        <w:t>aku</w:t>
+      </w:r>
+      <w:proofErr w:type="spellEnd"/>
+      <w:r>
+        <w:t xml:space="preserve"> punya religious trauma </w:t>
+      </w:r>
+      <w:proofErr w:type="spellStart"/>
+      <w:r>
+        <w:t>sampe</w:t>
+      </w:r>
+      <w:proofErr w:type="spellEnd"/>
+      <w:r>
+        <w:t xml:space="preserve"> </w:t>
+      </w:r>
+      <w:proofErr w:type="spellStart"/>
+      <w:r>
+        <w:t>hampir</w:t>
+      </w:r>
+      <w:proofErr w:type="spellEnd"/>
+      <w:r>
+        <w:t xml:space="preserve"> </w:t>
+      </w:r>
+      <w:proofErr w:type="spellStart"/>
+      <w:r>
+        <w:t>atheis</w:t>
+      </w:r>
+      <w:proofErr w:type="spellEnd"/>
+      <w:r>
+        <w:t xml:space="preserve">. But I try to reconnect with Qur'an again dan </w:t>
+      </w:r>
+      <w:proofErr w:type="spellStart"/>
+      <w:r>
+        <w:t>nemu</w:t>
+      </w:r>
+      <w:proofErr w:type="spellEnd"/>
+      <w:r>
+        <w:t xml:space="preserve"> </w:t>
+      </w:r>
+      <w:proofErr w:type="spellStart"/>
+      <w:r>
+        <w:t>banyak</w:t>
+      </w:r>
+      <w:proofErr w:type="spellEnd"/>
+      <w:r>
+        <w:t xml:space="preserve"> </w:t>
+      </w:r>
+      <w:proofErr w:type="spellStart"/>
+      <w:r>
+        <w:t>banget</w:t>
+      </w:r>
+      <w:proofErr w:type="spellEnd"/>
+      <w:r>
+        <w:t xml:space="preserve"> </w:t>
+      </w:r>
+      <w:proofErr w:type="spellStart"/>
+      <w:r>
+        <w:t>hal</w:t>
+      </w:r>
+      <w:proofErr w:type="spellEnd"/>
+      <w:r>
+        <w:t xml:space="preserve"> </w:t>
+      </w:r>
+      <w:proofErr w:type="spellStart"/>
+      <w:r>
+        <w:t>indah</w:t>
+      </w:r>
+      <w:proofErr w:type="spellEnd"/>
+      <w:r>
+        <w:t xml:space="preserve"> di </w:t>
+      </w:r>
+      <w:proofErr w:type="spellStart"/>
+      <w:r>
+        <w:t>dalamnya</w:t>
+      </w:r>
+      <w:proofErr w:type="spellEnd"/>
+      <w:r>
+        <w:t xml:space="preserve">. </w:t>
+      </w:r>
+      <w:proofErr w:type="spellStart"/>
+      <w:r>
+        <w:t>Bahkan</w:t>
+      </w:r>
+      <w:proofErr w:type="spellEnd"/>
+      <w:r>
+        <w:t xml:space="preserve"> yang </w:t>
+      </w:r>
+      <w:proofErr w:type="spellStart"/>
+      <w:r>
+        <w:t>selama</w:t>
+      </w:r>
+      <w:proofErr w:type="spellEnd"/>
+      <w:r>
+        <w:t xml:space="preserve"> </w:t>
+      </w:r>
+      <w:proofErr w:type="spellStart"/>
+      <w:r>
+        <w:t>ini</w:t>
+      </w:r>
+      <w:proofErr w:type="spellEnd"/>
+      <w:r>
+        <w:t xml:space="preserve"> </w:t>
+      </w:r>
+      <w:proofErr w:type="spellStart"/>
+      <w:r>
+        <w:t>kucari</w:t>
+      </w:r>
+      <w:proofErr w:type="spellEnd"/>
+      <w:r>
+        <w:t xml:space="preserve"> </w:t>
+      </w:r>
+      <w:proofErr w:type="spellStart"/>
+      <w:r>
+        <w:t>cari</w:t>
+      </w:r>
+      <w:proofErr w:type="spellEnd"/>
+      <w:r>
+        <w:t xml:space="preserve"> di </w:t>
+      </w:r>
+      <w:proofErr w:type="spellStart"/>
+      <w:r>
+        <w:t>luar</w:t>
+      </w:r>
+      <w:proofErr w:type="spellEnd"/>
+      <w:r>
+        <w:t xml:space="preserve"> Islam, Islam </w:t>
+      </w:r>
+      <w:proofErr w:type="spellStart"/>
+      <w:r>
+        <w:t>udah</w:t>
+      </w:r>
+      <w:proofErr w:type="spellEnd"/>
+      <w:r>
+        <w:t xml:space="preserve"> punya </w:t>
+      </w:r>
+      <w:r>
+        <w:rPr>
+          <w:rFonts w:ascii="Segoe UI Emoji" w:hAnsi="Segoe UI Emoji" w:cs="Segoe UI Emoji"/>
+        </w:rPr>
+        <w:t>🌻😭</w:t>
+      </w:r>
+    </w:p>
+    <w:p>
+      <w:pPr>
+        <w:pStyle w:val="ListParagraph"/>
+        <w:numPr>
+          <w:ilvl w:val="0"/>
+          <w:numId w:val="1"/>
+        </w:numPr>
+      </w:pPr>
+      <w:r>
+        <w:rPr>
+          <w:lang w:val="en-US"/>
+        </w:rPr>
+        <w:t>Link 7</w:t>
+      </w:r>
+      <w:r>
+        <w:rPr>
+          <w:lang w:val="en-US"/>
+        </w:rPr>
+        <w:t xml:space="preserve">: </w:t>
+      </w:r>
+      <w:hyperlink r:id="rId11" w:history="1">
+        <w:r>
+          <w:rPr>
+            <w:rStyle w:val="Hyperlink"/>
+            <w:lang w:val="en-US"/>
           </w:rPr>
           <w:t>https://www.threads.com/share/F0Xgkpdbw/</w:t>
         </w:r>
       </w:hyperlink>
+      <w:r>
+        <w:rPr>
+          <w:lang w:val="en-US"/>
+        </w:rPr>
+        <w:t xml:space="preserve"> </w:t>
+      </w:r>
     </w:p>
     <w:p>
-      <w:hyperlink r:id="rId11" w:history="1">
+      <w:pPr>
+        <w:pStyle w:val="ListParagraph"/>
+      </w:pPr>
+      <w:r>
+        <w:rPr>
+          <w:lang w:val="en-US"/>
+        </w:rPr>
+        <w:t xml:space="preserve">Isi </w:t>
+      </w:r>
+      <w:proofErr w:type="spellStart"/>
+      <w:r>
+        <w:rPr>
+          <w:lang w:val="en-US"/>
+        </w:rPr>
+        <w:t>konten</w:t>
+      </w:r>
+      <w:proofErr w:type="spellEnd"/>
+      <w:r>
+        <w:rPr>
+          <w:lang w:val="en-US"/>
+        </w:rPr>
+        <w:t xml:space="preserve">: </w:t>
+      </w:r>
+      <w:r>
+        <w:t xml:space="preserve">religious trauma </w:t>
+      </w:r>
+      <w:proofErr w:type="spellStart"/>
+      <w:r>
+        <w:t>sembuh</w:t>
+      </w:r>
+      <w:proofErr w:type="spellEnd"/>
+      <w:r>
+        <w:t xml:space="preserve"> </w:t>
+      </w:r>
+      <w:proofErr w:type="spellStart"/>
+      <w:r>
+        <w:t>nya</w:t>
+      </w:r>
+      <w:proofErr w:type="spellEnd"/>
+      <w:r>
+        <w:t xml:space="preserve"> </w:t>
+      </w:r>
+      <w:proofErr w:type="spellStart"/>
+      <w:r>
+        <w:t>gmn</w:t>
+      </w:r>
+      <w:proofErr w:type="spellEnd"/>
+      <w:r>
+        <w:t xml:space="preserve"> </w:t>
+      </w:r>
+      <w:proofErr w:type="spellStart"/>
+      <w:r>
+        <w:t>ya</w:t>
+      </w:r>
+      <w:proofErr w:type="spellEnd"/>
+      <w:r>
+        <w:t xml:space="preserve">? </w:t>
+      </w:r>
+      <w:proofErr w:type="spellStart"/>
+      <w:r>
+        <w:t>apa</w:t>
+      </w:r>
+      <w:proofErr w:type="spellEnd"/>
+      <w:r>
+        <w:t xml:space="preserve"> </w:t>
+      </w:r>
+      <w:proofErr w:type="spellStart"/>
+      <w:r>
+        <w:t>dgn</w:t>
+      </w:r>
+      <w:proofErr w:type="spellEnd"/>
+      <w:r>
+        <w:t xml:space="preserve"> </w:t>
+      </w:r>
+      <w:proofErr w:type="spellStart"/>
+      <w:r>
+        <w:t>trs</w:t>
+      </w:r>
+      <w:proofErr w:type="spellEnd"/>
+      <w:r>
+        <w:t xml:space="preserve"> </w:t>
+      </w:r>
+      <w:proofErr w:type="spellStart"/>
+      <w:r>
+        <w:t>dipaksakan</w:t>
+      </w:r>
+      <w:proofErr w:type="spellEnd"/>
+      <w:r>
+        <w:t xml:space="preserve"> </w:t>
+      </w:r>
+      <w:proofErr w:type="spellStart"/>
+      <w:r>
+        <w:t>beribadah</w:t>
+      </w:r>
+      <w:proofErr w:type="spellEnd"/>
+      <w:r>
+        <w:t xml:space="preserve"> </w:t>
+      </w:r>
+      <w:proofErr w:type="spellStart"/>
+      <w:r>
+        <w:t>apa</w:t>
+      </w:r>
+      <w:proofErr w:type="spellEnd"/>
+      <w:r>
+        <w:t xml:space="preserve"> </w:t>
+      </w:r>
+      <w:proofErr w:type="spellStart"/>
+      <w:r>
+        <w:t>gmn</w:t>
+      </w:r>
+      <w:proofErr w:type="spellEnd"/>
+      <w:r>
+        <w:t>…</w:t>
+      </w:r>
+    </w:p>
+    <w:p>
+      <w:pPr>
+        <w:pStyle w:val="ListParagraph"/>
+        <w:numPr>
+          <w:ilvl w:val="0"/>
+          <w:numId w:val="1"/>
+        </w:numPr>
+      </w:pPr>
+      <w:r>
+        <w:rPr>
+          <w:lang w:val="en-US"/>
+        </w:rPr>
+        <w:lastRenderedPageBreak/>
+        <w:t>Link 8</w:t>
+      </w:r>
+      <w:r>
+        <w:rPr>
+          <w:lang w:val="en-US"/>
+        </w:rPr>
+        <w:t xml:space="preserve">: </w:t>
+      </w:r>
+      <w:hyperlink r:id="rId12" w:history="1">
         <w:r>
           <w:rPr>
             <w:rStyle w:val="Hyperlink"/>
+            <w:lang w:val="en-US"/>
           </w:rPr>
           <w:t>https://www.threads.com/share/L4CiCdnR_/</w:t>
         </w:r>
       </w:hyperlink>
+      <w:r>
+        <w:rPr>
+          <w:lang w:val="en-US"/>
+        </w:rPr>
+        <w:t xml:space="preserve"> </w:t>
+      </w:r>
     </w:p>
     <w:p>
-      <w:hyperlink r:id="rId12" w:history="1">
+      <w:pPr>
+        <w:pStyle w:val="ListParagraph"/>
+      </w:pPr>
+      <w:r>
+        <w:rPr>
+          <w:lang w:val="en-US"/>
+        </w:rPr>
+        <w:t xml:space="preserve">Isi </w:t>
+      </w:r>
+      <w:proofErr w:type="spellStart"/>
+      <w:r>
+        <w:rPr>
+          <w:lang w:val="en-US"/>
+        </w:rPr>
+        <w:t>konten</w:t>
+      </w:r>
+      <w:proofErr w:type="spellEnd"/>
+      <w:r>
+        <w:rPr>
+          <w:lang w:val="en-US"/>
+        </w:rPr>
+        <w:t xml:space="preserve">: </w:t>
+      </w:r>
+      <w:r>
+        <w:t xml:space="preserve">Religious trauma, </w:t>
+      </w:r>
+      <w:proofErr w:type="spellStart"/>
+      <w:r>
+        <w:t>bukan</w:t>
+      </w:r>
+      <w:proofErr w:type="spellEnd"/>
+      <w:r>
+        <w:t xml:space="preserve"> </w:t>
+      </w:r>
+      <w:proofErr w:type="spellStart"/>
+      <w:r>
+        <w:t>soal</w:t>
+      </w:r>
+      <w:proofErr w:type="spellEnd"/>
+      <w:r>
+        <w:t xml:space="preserve"> </w:t>
+      </w:r>
+      <w:proofErr w:type="spellStart"/>
+      <w:r>
+        <w:t>baik</w:t>
+      </w:r>
+      <w:proofErr w:type="spellEnd"/>
+      <w:r>
+        <w:t xml:space="preserve"> </w:t>
+      </w:r>
+      <w:proofErr w:type="spellStart"/>
+      <w:r>
+        <w:t>atau</w:t>
+      </w:r>
+      <w:proofErr w:type="spellEnd"/>
+      <w:r>
+        <w:t xml:space="preserve"> </w:t>
+      </w:r>
+      <w:proofErr w:type="spellStart"/>
+      <w:r>
+        <w:t>buruk</w:t>
+      </w:r>
+      <w:proofErr w:type="spellEnd"/>
+      <w:r>
+        <w:t xml:space="preserve"> </w:t>
+      </w:r>
+      <w:proofErr w:type="spellStart"/>
+      <w:r>
+        <w:t>agamanya</w:t>
+      </w:r>
+      <w:proofErr w:type="spellEnd"/>
+      <w:r>
+        <w:t xml:space="preserve">. Tapi </w:t>
+      </w:r>
+      <w:proofErr w:type="spellStart"/>
+      <w:r>
+        <w:t>soal</w:t>
+      </w:r>
+      <w:proofErr w:type="spellEnd"/>
+      <w:r>
+        <w:t xml:space="preserve"> </w:t>
+      </w:r>
+      <w:proofErr w:type="spellStart"/>
+      <w:r>
+        <w:t>dampak</w:t>
+      </w:r>
+      <w:proofErr w:type="spellEnd"/>
+      <w:r>
+        <w:t xml:space="preserve"> </w:t>
+      </w:r>
+      <w:proofErr w:type="spellStart"/>
+      <w:r>
+        <w:t>dari</w:t>
+      </w:r>
+      <w:proofErr w:type="spellEnd"/>
+      <w:r>
+        <w:t xml:space="preserve"> </w:t>
+      </w:r>
+      <w:proofErr w:type="spellStart"/>
+      <w:r>
+        <w:t>bagaimana</w:t>
+      </w:r>
+      <w:proofErr w:type="spellEnd"/>
+      <w:r>
+        <w:t xml:space="preserve"> agama </w:t>
+      </w:r>
+      <w:proofErr w:type="spellStart"/>
+      <w:r>
+        <w:t>diajarkan</w:t>
+      </w:r>
+      <w:proofErr w:type="spellEnd"/>
+      <w:r>
+        <w:t xml:space="preserve"> dan </w:t>
+      </w:r>
+      <w:proofErr w:type="spellStart"/>
+      <w:r>
+        <w:t>diterapkan</w:t>
+      </w:r>
+      <w:proofErr w:type="spellEnd"/>
+      <w:r>
+        <w:t xml:space="preserve"> di </w:t>
+      </w:r>
+      <w:proofErr w:type="spellStart"/>
+      <w:r>
+        <w:t>lingkungan</w:t>
+      </w:r>
+      <w:proofErr w:type="spellEnd"/>
+      <w:r>
+        <w:t xml:space="preserve"> </w:t>
+      </w:r>
+      <w:proofErr w:type="spellStart"/>
+      <w:r>
+        <w:t>kita</w:t>
+      </w:r>
+      <w:proofErr w:type="spellEnd"/>
+      <w:r>
+        <w:t xml:space="preserve">. </w:t>
+      </w:r>
+      <w:proofErr w:type="spellStart"/>
+      <w:r>
+        <w:t>Diskusi</w:t>
+      </w:r>
+      <w:proofErr w:type="spellEnd"/>
+      <w:r>
+        <w:t xml:space="preserve"> </w:t>
+      </w:r>
+      <w:proofErr w:type="spellStart"/>
+      <w:r>
+        <w:t>soal</w:t>
+      </w:r>
+      <w:proofErr w:type="spellEnd"/>
+      <w:r>
+        <w:t xml:space="preserve"> </w:t>
+      </w:r>
+      <w:proofErr w:type="spellStart"/>
+      <w:r>
+        <w:t>ini</w:t>
+      </w:r>
+      <w:proofErr w:type="spellEnd"/>
+      <w:r>
+        <w:t xml:space="preserve"> </w:t>
+      </w:r>
+      <w:proofErr w:type="spellStart"/>
+      <w:r>
+        <w:t>cukup</w:t>
+      </w:r>
+      <w:proofErr w:type="spellEnd"/>
+      <w:r>
+        <w:t xml:space="preserve"> </w:t>
+      </w:r>
+      <w:proofErr w:type="spellStart"/>
+      <w:r>
+        <w:t>sering</w:t>
+      </w:r>
+      <w:proofErr w:type="spellEnd"/>
+      <w:r>
+        <w:t xml:space="preserve"> </w:t>
+      </w:r>
+      <w:proofErr w:type="spellStart"/>
+      <w:r>
+        <w:t>kutemui</w:t>
+      </w:r>
+      <w:proofErr w:type="spellEnd"/>
+      <w:r>
+        <w:t xml:space="preserve"> di </w:t>
+      </w:r>
+      <w:proofErr w:type="spellStart"/>
+      <w:r>
+        <w:t>antara</w:t>
+      </w:r>
+      <w:proofErr w:type="spellEnd"/>
+      <w:r>
+        <w:t xml:space="preserve"> </w:t>
+      </w:r>
+      <w:proofErr w:type="spellStart"/>
+      <w:r>
+        <w:t>kawan</w:t>
+      </w:r>
+      <w:proofErr w:type="spellEnd"/>
+      <w:r>
+        <w:t xml:space="preserve"> </w:t>
+      </w:r>
+      <w:proofErr w:type="spellStart"/>
+      <w:r>
+        <w:t>yg</w:t>
+      </w:r>
+      <w:proofErr w:type="spellEnd"/>
+      <w:r>
+        <w:t xml:space="preserve"> </w:t>
+      </w:r>
+      <w:proofErr w:type="spellStart"/>
+      <w:r>
+        <w:t>tidak</w:t>
+      </w:r>
+      <w:proofErr w:type="spellEnd"/>
+      <w:r>
+        <w:t xml:space="preserve"> </w:t>
+      </w:r>
+      <w:proofErr w:type="spellStart"/>
+      <w:r>
+        <w:t>religius</w:t>
+      </w:r>
+      <w:proofErr w:type="spellEnd"/>
+      <w:r>
+        <w:t xml:space="preserve">, </w:t>
+      </w:r>
+      <w:proofErr w:type="spellStart"/>
+      <w:r>
+        <w:t>agnostik</w:t>
+      </w:r>
+      <w:proofErr w:type="spellEnd"/>
+      <w:r>
+        <w:t xml:space="preserve">, </w:t>
+      </w:r>
+      <w:proofErr w:type="spellStart"/>
+      <w:r>
+        <w:t>ateis</w:t>
+      </w:r>
+      <w:proofErr w:type="spellEnd"/>
+      <w:r>
+        <w:t xml:space="preserve">. Tapi </w:t>
+      </w:r>
+      <w:proofErr w:type="spellStart"/>
+      <w:r>
+        <w:t>sebenarnya</w:t>
+      </w:r>
+      <w:proofErr w:type="spellEnd"/>
+      <w:r>
+        <w:t xml:space="preserve"> </w:t>
+      </w:r>
+      <w:proofErr w:type="spellStart"/>
+      <w:r>
+        <w:t>justru</w:t>
+      </w:r>
+      <w:proofErr w:type="spellEnd"/>
+      <w:r>
+        <w:t xml:space="preserve"> </w:t>
+      </w:r>
+      <w:proofErr w:type="spellStart"/>
+      <w:r>
+        <w:t>penting</w:t>
+      </w:r>
+      <w:proofErr w:type="spellEnd"/>
+      <w:r>
+        <w:t xml:space="preserve"> </w:t>
+      </w:r>
+      <w:proofErr w:type="spellStart"/>
+      <w:r>
+        <w:t>dibahas</w:t>
+      </w:r>
+      <w:proofErr w:type="spellEnd"/>
+      <w:r>
+        <w:t xml:space="preserve"> di </w:t>
+      </w:r>
+      <w:proofErr w:type="spellStart"/>
+      <w:r>
+        <w:t>kelompok</w:t>
+      </w:r>
+      <w:proofErr w:type="spellEnd"/>
+      <w:r>
+        <w:t xml:space="preserve"> </w:t>
+      </w:r>
+      <w:proofErr w:type="spellStart"/>
+      <w:r>
+        <w:t>pemeluk</w:t>
+      </w:r>
+      <w:proofErr w:type="spellEnd"/>
+      <w:r>
+        <w:t xml:space="preserve"> agama </w:t>
+      </w:r>
+      <w:proofErr w:type="spellStart"/>
+      <w:r>
+        <w:t>sebab</w:t>
+      </w:r>
+      <w:proofErr w:type="spellEnd"/>
+      <w:r>
+        <w:t xml:space="preserve"> religious trauma </w:t>
+      </w:r>
+      <w:proofErr w:type="spellStart"/>
+      <w:r>
+        <w:t>mempengaruhi</w:t>
+      </w:r>
+      <w:proofErr w:type="spellEnd"/>
+      <w:r>
+        <w:t xml:space="preserve"> </w:t>
+      </w:r>
+      <w:proofErr w:type="spellStart"/>
+      <w:r>
+        <w:t>perspektif</w:t>
+      </w:r>
+      <w:proofErr w:type="spellEnd"/>
+      <w:r>
+        <w:t xml:space="preserve"> </w:t>
+      </w:r>
+      <w:proofErr w:type="spellStart"/>
+      <w:r>
+        <w:t>keimanan</w:t>
+      </w:r>
+      <w:proofErr w:type="spellEnd"/>
+      <w:r>
+        <w:t xml:space="preserve">, dan </w:t>
+      </w:r>
+      <w:proofErr w:type="spellStart"/>
+      <w:r>
+        <w:t>bagaimana</w:t>
+      </w:r>
+      <w:proofErr w:type="spellEnd"/>
+      <w:r>
+        <w:t xml:space="preserve"> </w:t>
+      </w:r>
+      <w:proofErr w:type="spellStart"/>
+      <w:r>
+        <w:t>kita</w:t>
+      </w:r>
+      <w:proofErr w:type="spellEnd"/>
+      <w:r>
+        <w:t xml:space="preserve"> </w:t>
+      </w:r>
+      <w:proofErr w:type="spellStart"/>
+      <w:r>
+        <w:t>meneruskan</w:t>
+      </w:r>
+      <w:proofErr w:type="spellEnd"/>
+      <w:r>
+        <w:t xml:space="preserve"> </w:t>
+      </w:r>
+      <w:proofErr w:type="spellStart"/>
+      <w:r>
+        <w:t>perspektif</w:t>
+      </w:r>
+      <w:proofErr w:type="spellEnd"/>
+      <w:r>
+        <w:t xml:space="preserve"> </w:t>
+      </w:r>
+      <w:proofErr w:type="spellStart"/>
+      <w:r>
+        <w:t>itu</w:t>
+      </w:r>
+      <w:proofErr w:type="spellEnd"/>
+      <w:r>
+        <w:t xml:space="preserve"> </w:t>
+      </w:r>
+      <w:proofErr w:type="spellStart"/>
+      <w:r>
+        <w:t>kpd</w:t>
+      </w:r>
+      <w:proofErr w:type="spellEnd"/>
+      <w:r>
+        <w:t xml:space="preserve"> orang lain. Kita </w:t>
+      </w:r>
+      <w:proofErr w:type="spellStart"/>
+      <w:r>
+        <w:t>bisa</w:t>
+      </w:r>
+      <w:proofErr w:type="spellEnd"/>
+      <w:r>
+        <w:t xml:space="preserve"> acknowledge </w:t>
+      </w:r>
+      <w:proofErr w:type="spellStart"/>
+      <w:r>
+        <w:t>bahwa</w:t>
+      </w:r>
+      <w:proofErr w:type="spellEnd"/>
+      <w:r>
+        <w:t xml:space="preserve"> </w:t>
+      </w:r>
+      <w:proofErr w:type="spellStart"/>
+      <w:r>
+        <w:t>kita</w:t>
+      </w:r>
+      <w:proofErr w:type="spellEnd"/>
+      <w:r>
+        <w:t xml:space="preserve"> punya religious trauma </w:t>
+      </w:r>
+      <w:proofErr w:type="spellStart"/>
+      <w:r>
+        <w:t>tanpa</w:t>
+      </w:r>
+      <w:proofErr w:type="spellEnd"/>
+      <w:r>
+        <w:t xml:space="preserve"> </w:t>
+      </w:r>
+      <w:proofErr w:type="spellStart"/>
+      <w:r>
+        <w:t>mengurangi</w:t>
+      </w:r>
+      <w:proofErr w:type="spellEnd"/>
+      <w:r>
+        <w:t xml:space="preserve"> </w:t>
+      </w:r>
+      <w:proofErr w:type="spellStart"/>
+      <w:r>
+        <w:t>iman</w:t>
+      </w:r>
+      <w:proofErr w:type="spellEnd"/>
+      <w:r>
+        <w:t xml:space="preserve"> </w:t>
+      </w:r>
+      <w:proofErr w:type="spellStart"/>
+      <w:r>
+        <w:t>kita</w:t>
+      </w:r>
+      <w:proofErr w:type="spellEnd"/>
+    </w:p>
+    <w:p>
+      <w:pPr>
+        <w:pStyle w:val="ListParagraph"/>
+        <w:numPr>
+          <w:ilvl w:val="0"/>
+          <w:numId w:val="1"/>
+        </w:numPr>
+      </w:pPr>
+      <w:r>
+        <w:rPr>
+          <w:lang w:val="en-US"/>
+        </w:rPr>
+        <w:t>Link 9</w:t>
+      </w:r>
+      <w:r>
+        <w:rPr>
+          <w:lang w:val="en-US"/>
+        </w:rPr>
+        <w:t xml:space="preserve">: </w:t>
+      </w:r>
+      <w:hyperlink r:id="rId13" w:history="1">
         <w:r>
           <w:rPr>
             <w:rStyle w:val="Hyperlink"/>
+            <w:lang w:val="en-US"/>
           </w:rPr>
           <w:t>https://www.threads.com/share/HMeQZj8H6/</w:t>
         </w:r>
       </w:hyperlink>
+      <w:r>
+        <w:rPr>
+          <w:lang w:val="en-US"/>
+        </w:rPr>
+        <w:t xml:space="preserve"> </w:t>
+      </w:r>
     </w:p>
-    <w:p/>
+    <w:p>
+      <w:pPr>
+        <w:pStyle w:val="ListParagraph"/>
+      </w:pPr>
+      <w:r>
+        <w:rPr>
+          <w:lang w:val="en-US"/>
+        </w:rPr>
+        <w:t xml:space="preserve">Isi </w:t>
+      </w:r>
+      <w:proofErr w:type="spellStart"/>
+      <w:r>
+        <w:rPr>
+          <w:lang w:val="en-US"/>
+        </w:rPr>
+        <w:t>konten</w:t>
+      </w:r>
+      <w:proofErr w:type="spellEnd"/>
+      <w:r>
+        <w:rPr>
+          <w:lang w:val="en-US"/>
+        </w:rPr>
+        <w:t xml:space="preserve">: </w:t>
+      </w:r>
+      <w:r>
+        <w:t xml:space="preserve">Kalo Jumbo </w:t>
+      </w:r>
+      <w:proofErr w:type="spellStart"/>
+      <w:r>
+        <w:t>dibilang</w:t>
+      </w:r>
+      <w:proofErr w:type="spellEnd"/>
+      <w:r>
+        <w:t xml:space="preserve"> </w:t>
+      </w:r>
+      <w:proofErr w:type="spellStart"/>
+      <w:r>
+        <w:t>mengamcam</w:t>
+      </w:r>
+      <w:proofErr w:type="spellEnd"/>
+      <w:r>
+        <w:t xml:space="preserve"> </w:t>
+      </w:r>
+      <w:proofErr w:type="spellStart"/>
+      <w:r>
+        <w:t>akidah</w:t>
+      </w:r>
+      <w:proofErr w:type="spellEnd"/>
+      <w:r>
+        <w:t xml:space="preserve"> </w:t>
+      </w:r>
+      <w:proofErr w:type="spellStart"/>
+      <w:r>
+        <w:t>anak</w:t>
+      </w:r>
+      <w:proofErr w:type="spellEnd"/>
+      <w:r>
+        <w:t xml:space="preserve">, </w:t>
+      </w:r>
+      <w:proofErr w:type="spellStart"/>
+      <w:r>
+        <w:t>apa</w:t>
+      </w:r>
+      <w:proofErr w:type="spellEnd"/>
+      <w:r>
+        <w:t xml:space="preserve"> </w:t>
+      </w:r>
+      <w:proofErr w:type="spellStart"/>
+      <w:r>
+        <w:t>kabar</w:t>
+      </w:r>
+      <w:proofErr w:type="spellEnd"/>
+      <w:r>
+        <w:t xml:space="preserve"> </w:t>
+      </w:r>
+      <w:proofErr w:type="spellStart"/>
+      <w:r>
+        <w:t>gue</w:t>
+      </w:r>
+      <w:proofErr w:type="spellEnd"/>
+      <w:r>
+        <w:t xml:space="preserve"> </w:t>
+      </w:r>
+      <w:proofErr w:type="spellStart"/>
+      <w:r>
+        <w:t>dulu</w:t>
+      </w:r>
+      <w:proofErr w:type="spellEnd"/>
+      <w:r>
+        <w:t xml:space="preserve"> pas </w:t>
+      </w:r>
+      <w:proofErr w:type="spellStart"/>
+      <w:r>
+        <w:t>kecil</w:t>
+      </w:r>
+      <w:proofErr w:type="spellEnd"/>
+      <w:r>
+        <w:t xml:space="preserve"> </w:t>
+      </w:r>
+      <w:proofErr w:type="spellStart"/>
+      <w:r>
+        <w:t>nonton</w:t>
+      </w:r>
+      <w:proofErr w:type="spellEnd"/>
+      <w:r>
+        <w:t xml:space="preserve"> telenovela </w:t>
+      </w:r>
+      <w:proofErr w:type="spellStart"/>
+      <w:r>
+        <w:t>ini</w:t>
+      </w:r>
+      <w:proofErr w:type="spellEnd"/>
+      <w:r>
+        <w:t xml:space="preserve"> sore-sore </w:t>
+      </w:r>
+      <w:proofErr w:type="spellStart"/>
+      <w:r>
+        <w:t>sampe</w:t>
+      </w:r>
+      <w:proofErr w:type="spellEnd"/>
+      <w:r>
+        <w:t xml:space="preserve"> </w:t>
+      </w:r>
+      <w:proofErr w:type="spellStart"/>
+      <w:r>
+        <w:t>ngefans</w:t>
+      </w:r>
+      <w:proofErr w:type="spellEnd"/>
+      <w:r>
+        <w:t xml:space="preserve"> </w:t>
+      </w:r>
+      <w:proofErr w:type="spellStart"/>
+      <w:r>
+        <w:t>sama</w:t>
+      </w:r>
+      <w:proofErr w:type="spellEnd"/>
+      <w:r>
+        <w:t xml:space="preserve"> </w:t>
+      </w:r>
+      <w:proofErr w:type="spellStart"/>
+      <w:r>
+        <w:t>karakter</w:t>
+      </w:r>
+      <w:proofErr w:type="spellEnd"/>
+      <w:r>
+        <w:t xml:space="preserve"> Dulce Maria? </w:t>
+      </w:r>
+      <w:proofErr w:type="spellStart"/>
+      <w:r>
+        <w:t>Wkwkkw</w:t>
+      </w:r>
+      <w:proofErr w:type="spellEnd"/>
+    </w:p>
+    <w:p>
+      <w:pPr>
+        <w:pStyle w:val="ListParagraph"/>
+      </w:pPr>
+      <w:r>
+        <w:t xml:space="preserve">Pada </w:t>
+      </w:r>
+      <w:proofErr w:type="spellStart"/>
+      <w:r>
+        <w:t>akhirnya</w:t>
+      </w:r>
+      <w:proofErr w:type="spellEnd"/>
+      <w:r>
+        <w:t xml:space="preserve">, </w:t>
+      </w:r>
+      <w:proofErr w:type="spellStart"/>
+      <w:r>
+        <w:t>religiusitas</w:t>
+      </w:r>
+      <w:proofErr w:type="spellEnd"/>
+      <w:r>
+        <w:t xml:space="preserve"> </w:t>
+      </w:r>
+      <w:proofErr w:type="spellStart"/>
+      <w:r>
+        <w:t>berkembang</w:t>
+      </w:r>
+      <w:proofErr w:type="spellEnd"/>
+      <w:r>
+        <w:t xml:space="preserve"> </w:t>
+      </w:r>
+      <w:proofErr w:type="spellStart"/>
+      <w:r>
+        <w:t>dari</w:t>
+      </w:r>
+      <w:proofErr w:type="spellEnd"/>
+      <w:r>
+        <w:t xml:space="preserve"> </w:t>
+      </w:r>
+      <w:proofErr w:type="spellStart"/>
+      <w:r>
+        <w:t>teladan</w:t>
+      </w:r>
+      <w:proofErr w:type="spellEnd"/>
+      <w:r>
+        <w:t xml:space="preserve"> orang </w:t>
+      </w:r>
+      <w:proofErr w:type="spellStart"/>
+      <w:r>
+        <w:t>terdekat</w:t>
+      </w:r>
+      <w:proofErr w:type="spellEnd"/>
+      <w:r>
+        <w:t xml:space="preserve">. Kalau </w:t>
+      </w:r>
+      <w:proofErr w:type="spellStart"/>
+      <w:r>
+        <w:t>cuma</w:t>
+      </w:r>
+      <w:proofErr w:type="spellEnd"/>
+      <w:r>
+        <w:t xml:space="preserve"> </w:t>
+      </w:r>
+      <w:proofErr w:type="spellStart"/>
+      <w:r>
+        <w:t>diceramahin</w:t>
+      </w:r>
+      <w:proofErr w:type="spellEnd"/>
+      <w:r>
+        <w:t xml:space="preserve">, ga </w:t>
+      </w:r>
+      <w:proofErr w:type="spellStart"/>
+      <w:r>
+        <w:t>inget-inget</w:t>
+      </w:r>
+      <w:proofErr w:type="spellEnd"/>
+      <w:r>
+        <w:t xml:space="preserve"> </w:t>
+      </w:r>
+      <w:proofErr w:type="spellStart"/>
+      <w:r>
+        <w:t>amat</w:t>
+      </w:r>
+      <w:proofErr w:type="spellEnd"/>
+      <w:r>
+        <w:t xml:space="preserve">. Tidak </w:t>
+      </w:r>
+      <w:proofErr w:type="spellStart"/>
+      <w:r>
+        <w:t>sedikit</w:t>
+      </w:r>
+      <w:proofErr w:type="spellEnd"/>
+      <w:r>
+        <w:t xml:space="preserve"> </w:t>
+      </w:r>
+      <w:proofErr w:type="spellStart"/>
+      <w:r>
+        <w:t>anak</w:t>
+      </w:r>
+      <w:proofErr w:type="spellEnd"/>
+      <w:r>
+        <w:t xml:space="preserve"> yang </w:t>
+      </w:r>
+      <w:proofErr w:type="spellStart"/>
+      <w:r>
+        <w:t>mengalami</w:t>
+      </w:r>
+      <w:proofErr w:type="spellEnd"/>
+      <w:r>
+        <w:t xml:space="preserve"> religious trauma </w:t>
+      </w:r>
+      <w:proofErr w:type="spellStart"/>
+      <w:r>
+        <w:t>gara-gara</w:t>
+      </w:r>
+      <w:proofErr w:type="spellEnd"/>
+      <w:r>
+        <w:t xml:space="preserve"> orang </w:t>
+      </w:r>
+      <w:proofErr w:type="spellStart"/>
+      <w:r>
+        <w:t>tua</w:t>
+      </w:r>
+      <w:proofErr w:type="spellEnd"/>
+      <w:r>
+        <w:t xml:space="preserve"> </w:t>
+      </w:r>
+      <w:proofErr w:type="spellStart"/>
+      <w:r>
+        <w:t>atau</w:t>
+      </w:r>
+      <w:proofErr w:type="spellEnd"/>
+      <w:r>
+        <w:t xml:space="preserve"> orang </w:t>
+      </w:r>
+      <w:proofErr w:type="spellStart"/>
+      <w:r>
+        <w:t>sekitar</w:t>
+      </w:r>
+      <w:proofErr w:type="spellEnd"/>
+      <w:r>
+        <w:t xml:space="preserve"> </w:t>
+      </w:r>
+      <w:proofErr w:type="spellStart"/>
+      <w:r>
+        <w:t>justru</w:t>
+      </w:r>
+      <w:proofErr w:type="spellEnd"/>
+      <w:r>
+        <w:t xml:space="preserve"> </w:t>
+      </w:r>
+      <w:proofErr w:type="spellStart"/>
+      <w:r>
+        <w:t>terlalu</w:t>
+      </w:r>
+      <w:proofErr w:type="spellEnd"/>
+      <w:r>
+        <w:t xml:space="preserve"> </w:t>
+      </w:r>
+      <w:proofErr w:type="spellStart"/>
+      <w:r>
+        <w:t>keras</w:t>
+      </w:r>
+      <w:proofErr w:type="spellEnd"/>
+      <w:r>
+        <w:t xml:space="preserve"> </w:t>
+      </w:r>
+      <w:proofErr w:type="spellStart"/>
+      <w:r>
+        <w:t>mengajarkan</w:t>
+      </w:r>
+      <w:proofErr w:type="spellEnd"/>
+      <w:r>
+        <w:t xml:space="preserve"> agama.</w:t>
+      </w:r>
+    </w:p>
+    <w:p>
+      <w:pPr>
+        <w:pStyle w:val="ListParagraph"/>
+      </w:pPr>
+    </w:p>
     <w:sectPr>
       <w:pgSz w:w="11906" w:h="16838"/>
       <w:pgMar w:top="1440" w:right="1440" w:bottom="1440" w:left="1440" w:header="708" w:footer="708" w:gutter="0"/>
@@ -101,6 +3816,127 @@
     </w:sectPr>
   </w:body>
 </w:document>
+</file>
+
+<file path=word/numbering.xml><?xml version="1.0" encoding="utf-8"?>
+<w:numbering xmlns:wpc="http://schemas.microsoft.com/office/word/2010/wordprocessingCanvas" xmlns:cx="http://schemas.microsoft.com/office/drawing/2014/chartex" xmlns:cx1="http://schemas.microsoft.com/office/drawing/2015/9/8/chartex" xmlns:cx2="http://schemas.microsoft.com/office/drawing/2015/10/21/chartex" xmlns:cx3="http://schemas.microsoft.com/office/drawing/2016/5/9/chartex" xmlns:cx4="http://schemas.microsoft.com/office/drawing/2016/5/10/chartex" xmlns:cx5="http://schemas.microsoft.com/office/drawing/2016/5/11/chartex" xmlns:cx6="http://schemas.microsoft.com/office/drawing/2016/5/12/chartex" xmlns:cx7="http://schemas.microsoft.com/office/drawing/2016/5/13/chartex" xmlns:cx8="http://schemas.microsoft.com/office/drawing/2016/5/14/chartex" xmlns:mc="http://schemas.openxmlformats.org/markup-compatibility/2006" xmlns:aink="http://schemas.microsoft.com/office/drawing/2016/ink" xmlns:am3d="http://schemas.microsoft.com/office/drawing/2017/model3d" xmlns:o="urn:schemas-microsoft-com:office:office" xmlns:oel="http://schemas.microsoft.com/office/2019/extlst" xmlns:r="http://schemas.openxmlformats.org/officeDocument/2006/relationships" xmlns:m="http://schemas.openxmlformats.org/officeDocument/2006/math" xmlns:v="urn:schemas-microsoft-com:vml" xmlns:wp14="http://schemas.microsoft.com/office/word/2010/wordprocessingDrawing" xmlns:wp="http://schemas.openxmlformats.org/drawingml/2006/wordprocessingDrawing" xmlns:w10="urn:schemas-microsoft-com:office:word" xmlns:w="http://schemas.openxmlformats.org/wordprocessingml/2006/main" xmlns:w14="http://schemas.microsoft.com/office/word/2010/wordml" xmlns:w15="http://schemas.microsoft.com/office/word/2012/wordml" xmlns:w16cex="http://schemas.microsoft.com/office/word/2018/wordml/cex" xmlns:w16cid="http://schemas.microsoft.com/office/word/2016/wordml/cid" xmlns:w16="http://schemas.microsoft.com/office/word/2018/wordml" xmlns:w16du="http://schemas.microsoft.com/office/word/2023/wordml/word16du" xmlns:w16sdtdh="http://schemas.microsoft.com/office/word/2020/wordml/sdtdatahash" xmlns:w16sdtfl="http://schemas.microsoft.com/office/word/2024/wordml/sdtformatlock" xmlns:w16se="http://schemas.microsoft.com/office/word/2015/wordml/symex" xmlns:wpg="http://schemas.microsoft.com/office/word/2010/wordprocessingGroup" xmlns:wpi="http://schemas.microsoft.com/office/word/2010/wordprocessingInk" xmlns:wne="http://schemas.microsoft.com/office/word/2006/wordml" xmlns:wps="http://schemas.microsoft.com/office/word/2010/wordprocessingShape" mc:Ignorable="w14 w15 w16se w16cid w16 w16cex w16sdtdh w16sdtfl w16du wp14">
+  <w:abstractNum w:abstractNumId="0" w15:restartNumberingAfterBreak="0">
+    <w:nsid w:val="18A51CD3"/>
+    <w:multiLevelType w:val="hybridMultilevel"/>
+    <w:tmpl w:val="F4A2AEFA"/>
+    <w:lvl w:ilvl="0" w:tplc="38090001">
+      <w:start w:val="1"/>
+      <w:numFmt w:val="bullet"/>
+      <w:lvlText w:val=""/>
+      <w:lvlJc w:val="left"/>
+      <w:pPr>
+        <w:ind w:left="720" w:hanging="360"/>
+      </w:pPr>
+      <w:rPr>
+        <w:rFonts w:ascii="Symbol" w:hAnsi="Symbol" w:hint="default"/>
+      </w:rPr>
+    </w:lvl>
+    <w:lvl w:ilvl="1" w:tplc="38090003" w:tentative="1">
+      <w:start w:val="1"/>
+      <w:numFmt w:val="bullet"/>
+      <w:lvlText w:val="o"/>
+      <w:lvlJc w:val="left"/>
+      <w:pPr>
+        <w:ind w:left="1440" w:hanging="360"/>
+      </w:pPr>
+      <w:rPr>
+        <w:rFonts w:ascii="Courier New" w:hAnsi="Courier New" w:cs="Courier New" w:hint="default"/>
+      </w:rPr>
+    </w:lvl>
+    <w:lvl w:ilvl="2" w:tplc="38090005" w:tentative="1">
+      <w:start w:val="1"/>
+      <w:numFmt w:val="bullet"/>
+      <w:lvlText w:val=""/>
+      <w:lvlJc w:val="left"/>
+      <w:pPr>
+        <w:ind w:left="2160" w:hanging="360"/>
+      </w:pPr>
+      <w:rPr>
+        <w:rFonts w:ascii="Wingdings" w:hAnsi="Wingdings" w:hint="default"/>
+      </w:rPr>
+    </w:lvl>
+    <w:lvl w:ilvl="3" w:tplc="38090001" w:tentative="1">
+      <w:start w:val="1"/>
+      <w:numFmt w:val="bullet"/>
+      <w:lvlText w:val=""/>
+      <w:lvlJc w:val="left"/>
+      <w:pPr>
+        <w:ind w:left="2880" w:hanging="360"/>
+      </w:pPr>
+      <w:rPr>
+        <w:rFonts w:ascii="Symbol" w:hAnsi="Symbol" w:hint="default"/>
+      </w:rPr>
+    </w:lvl>
+    <w:lvl w:ilvl="4" w:tplc="38090003" w:tentative="1">
+      <w:start w:val="1"/>
+      <w:numFmt w:val="bullet"/>
+      <w:lvlText w:val="o"/>
+      <w:lvlJc w:val="left"/>
+      <w:pPr>
+        <w:ind w:left="3600" w:hanging="360"/>
+      </w:pPr>
+      <w:rPr>
+        <w:rFonts w:ascii="Courier New" w:hAnsi="Courier New" w:cs="Courier New" w:hint="default"/>
+      </w:rPr>
+    </w:lvl>
+    <w:lvl w:ilvl="5" w:tplc="38090005" w:tentative="1">
+      <w:start w:val="1"/>
+      <w:numFmt w:val="bullet"/>
+      <w:lvlText w:val=""/>
+      <w:lvlJc w:val="left"/>
+      <w:pPr>
+        <w:ind w:left="4320" w:hanging="360"/>
+      </w:pPr>
+      <w:rPr>
+        <w:rFonts w:ascii="Wingdings" w:hAnsi="Wingdings" w:hint="default"/>
+      </w:rPr>
+    </w:lvl>
+    <w:lvl w:ilvl="6" w:tplc="38090001" w:tentative="1">
+      <w:start w:val="1"/>
+      <w:numFmt w:val="bullet"/>
+      <w:lvlText w:val=""/>
+      <w:lvlJc w:val="left"/>
+      <w:pPr>
+        <w:ind w:left="5040" w:hanging="360"/>
+      </w:pPr>
+      <w:rPr>
+        <w:rFonts w:ascii="Symbol" w:hAnsi="Symbol" w:hint="default"/>
+      </w:rPr>
+    </w:lvl>
+    <w:lvl w:ilvl="7" w:tplc="38090003" w:tentative="1">
+      <w:start w:val="1"/>
+      <w:numFmt w:val="bullet"/>
+      <w:lvlText w:val="o"/>
+      <w:lvlJc w:val="left"/>
+      <w:pPr>
+        <w:ind w:left="5760" w:hanging="360"/>
+      </w:pPr>
+      <w:rPr>
+        <w:rFonts w:ascii="Courier New" w:hAnsi="Courier New" w:cs="Courier New" w:hint="default"/>
+      </w:rPr>
+    </w:lvl>
+    <w:lvl w:ilvl="8" w:tplc="38090005" w:tentative="1">
+      <w:start w:val="1"/>
+      <w:numFmt w:val="bullet"/>
+      <w:lvlText w:val=""/>
+      <w:lvlJc w:val="left"/>
+      <w:pPr>
+        <w:ind w:left="6480" w:hanging="360"/>
+      </w:pPr>
+      <w:rPr>
+        <w:rFonts w:ascii="Wingdings" w:hAnsi="Wingdings" w:hint="default"/>
+      </w:rPr>
+    </w:lvl>
+  </w:abstractNum>
+  <w:num w:numId="1" w16cid:durableId="2001887145">
+    <w:abstractNumId w:val="0"/>
+  </w:num>
+</w:numbering>
 </file>
 
 <file path=word/styles.xml><?xml version="1.0" encoding="utf-8"?>
@@ -706,7 +4542,6 @@
   <w:style w:type="character" w:default="1" w:styleId="DefaultParagraphFont">
     <w:name w:val="Default Paragraph Font"/>
     <w:uiPriority w:val="1"/>
-    <w:semiHidden/>
     <w:unhideWhenUsed/>
   </w:style>
   <w:style w:type="table" w:default="1" w:styleId="TableNormal">
